--- a/templates_docx/SM_Square_Letter_Head_Registration_guarantor.docx
+++ b/templates_docx/SM_Square_Letter_Head_Registration_guarantor.docx
@@ -1,6 +1,6 @@
 
 <file path=word/document.xml><?xml version="1.0" encoding="utf-8"?>
-<w:document xmlns:wpc="http://schemas.microsoft.com/office/word/2010/wordprocessingCanvas" xmlns:cx="http://schemas.microsoft.com/office/drawing/2014/chartex" xmlns:cx1="http://schemas.microsoft.com/office/drawing/2015/9/8/chartex" xmlns:cx2="http://schemas.microsoft.com/office/drawing/2015/10/21/chartex" xmlns:cx3="http://schemas.microsoft.com/office/drawing/2016/5/9/chartex" xmlns:cx4="http://schemas.microsoft.com/office/drawing/2016/5/10/chartex" xmlns:cx5="http://schemas.microsoft.com/office/drawing/2016/5/11/chartex" xmlns:cx6="http://schemas.microsoft.com/office/drawing/2016/5/12/chartex" xmlns:cx7="http://schemas.microsoft.com/office/drawing/2016/5/13/chartex" xmlns:cx8="http://schemas.microsoft.com/office/drawing/2016/5/14/chartex" xmlns:mc="http://schemas.openxmlformats.org/markup-compatibility/2006" xmlns:aink="http://schemas.microsoft.com/office/drawing/2016/ink" xmlns:am3d="http://schemas.microsoft.com/office/drawing/2017/model3d" xmlns:o="urn:schemas-microsoft-com:office:office" xmlns:oel="http://schemas.microsoft.com/office/2019/extlst" xmlns:r="http://schemas.openxmlformats.org/officeDocument/2006/relationships" xmlns:m="http://schemas.openxmlformats.org/officeDocument/2006/math" xmlns:v="urn:schemas-microsoft-com:vml" xmlns:wp14="http://schemas.microsoft.com/office/word/2010/wordprocessingDrawing" xmlns:wp="http://schemas.openxmlformats.org/drawingml/2006/wordprocessingDrawing" xmlns:w10="urn:schemas-microsoft-com:office:word" xmlns:w="http://schemas.openxmlformats.org/wordprocessingml/2006/main" xmlns:w14="http://schemas.microsoft.com/office/word/2010/wordml" xmlns:w15="http://schemas.microsoft.com/office/word/2012/wordml" xmlns:w16cex="http://schemas.microsoft.com/office/word/2018/wordml/cex" xmlns:w16cid="http://schemas.microsoft.com/office/word/2016/wordml/cid" xmlns:w16="http://schemas.microsoft.com/office/word/2018/wordml" xmlns:w16du="http://schemas.microsoft.com/office/word/2023/wordml/word16du" xmlns:w16sdtdh="http://schemas.microsoft.com/office/word/2020/wordml/sdtdatahash" xmlns:w16sdtfl="http://schemas.microsoft.com/office/word/2024/wordml/sdtformatlock" xmlns:w16se="http://schemas.microsoft.com/office/word/2015/wordml/symex" xmlns:wpg="http://schemas.microsoft.com/office/word/2010/wordprocessingGroup" xmlns:wpi="http://schemas.microsoft.com/office/word/2010/wordprocessingInk" xmlns:wne="http://schemas.microsoft.com/office/word/2006/wordml" xmlns:wps="http://schemas.microsoft.com/office/word/2010/wordprocessingShape" mc:Ignorable="w14 w15 w16se w16cid w16 w16cex w16sdtdh w16sdtfl w16du wp14">
+<w:document xmlns:wpc="http://schemas.microsoft.com/office/word/2010/wordprocessingCanvas" xmlns:cx="http://schemas.microsoft.com/office/drawing/2014/chartex" xmlns:cx1="http://schemas.microsoft.com/office/drawing/2015/9/8/chartex" xmlns:cx2="http://schemas.microsoft.com/office/drawing/2015/10/21/chartex" xmlns:cx3="http://schemas.microsoft.com/office/drawing/2016/5/9/chartex" xmlns:cx4="http://schemas.microsoft.com/office/drawing/2016/5/10/chartex" xmlns:cx5="http://schemas.microsoft.com/office/drawing/2016/5/11/chartex" xmlns:cx6="http://schemas.microsoft.com/office/drawing/2016/5/12/chartex" xmlns:cx7="http://schemas.microsoft.com/office/drawing/2016/5/13/chartex" xmlns:cx8="http://schemas.microsoft.com/office/drawing/2016/5/14/chartex" xmlns:mc="http://schemas.openxmlformats.org/markup-compatibility/2006" xmlns:aink="http://schemas.microsoft.com/office/drawing/2016/ink" xmlns:am3d="http://schemas.microsoft.com/office/drawing/2017/model3d" xmlns:o="urn:schemas-microsoft-com:office:office" xmlns:r="http://schemas.openxmlformats.org/officeDocument/2006/relationships" xmlns:m="http://schemas.openxmlformats.org/officeDocument/2006/math" xmlns:v="urn:schemas-microsoft-com:vml" xmlns:wp14="http://schemas.microsoft.com/office/word/2010/wordprocessingDrawing" xmlns:wp="http://schemas.openxmlformats.org/drawingml/2006/wordprocessingDrawing" xmlns:w10="urn:schemas-microsoft-com:office:word" xmlns:w="http://schemas.openxmlformats.org/wordprocessingml/2006/main" xmlns:w14="http://schemas.microsoft.com/office/word/2010/wordml" xmlns:w15="http://schemas.microsoft.com/office/word/2012/wordml" xmlns:w16cex="http://schemas.microsoft.com/office/word/2018/wordml/cex" xmlns:w16cid="http://schemas.microsoft.com/office/word/2016/wordml/cid" xmlns:w16="http://schemas.microsoft.com/office/word/2018/wordml" xmlns:w16sdtdh="http://schemas.microsoft.com/office/word/2020/wordml/sdtdatahash" xmlns:w16se="http://schemas.microsoft.com/office/word/2015/wordml/symex" xmlns:wpg="http://schemas.microsoft.com/office/word/2010/wordprocessingGroup" xmlns:wpi="http://schemas.microsoft.com/office/word/2010/wordprocessingInk" xmlns:wne="http://schemas.microsoft.com/office/word/2006/wordml" xmlns:wps="http://schemas.microsoft.com/office/word/2010/wordprocessingShape" mc:Ignorable="w14 w15 w16se w16cid w16 w16cex w16sdtdh wp14">
   <w:body>
     <w:p>
       <w:pPr>
@@ -20,350 +20,387 @@
     <w:p>
       <w:pPr>
         <w:rPr>
-          <w:b/>
-          <w:bCs/>
+          <w:rFonts w:ascii="Times New Roman" w:hAnsi="Times New Roman" w:cs="Times New Roman"/>
+          <w:b/>
+          <w:bCs/>
+          <w:sz w:val="18"/>
+          <w:szCs w:val="18"/>
         </w:rPr>
       </w:pPr>
     </w:p>
     <w:p>
       <w:pPr>
-        <w:rPr>
-          <w:b/>
-          <w:bCs/>
-        </w:rPr>
-      </w:pPr>
+        <w:spacing w:before="360"/>
+        <w:jc w:val="center"/>
+        <w:rPr>
+          <w:rFonts w:ascii="Arial" w:hAnsi="Arial" w:cs="Arial"/>
+          <w:b/>
+          <w:bCs/>
+        </w:rPr>
+      </w:pPr>
+      <w:r>
+        <w:rPr>
+          <w:rFonts w:ascii="Arial" w:hAnsi="Arial" w:cs="Arial"/>
+          <w:b/>
+          <w:bCs/>
+        </w:rPr>
+        <w:t xml:space="preserve">                                                                                                         </w:t>
+      </w:r>
+      <w:r>
+        <w:rPr>
+          <w:rFonts w:ascii="Arial" w:hAnsi="Arial" w:cs="Arial"/>
+          <w:b/>
+          <w:bCs/>
+        </w:rPr>
+        <w:t xml:space="preserve">                               </w:t>
+      </w:r>
+      <w:r>
+        <w:rPr>
+          <w:rFonts w:ascii="Arial" w:hAnsi="Arial" w:cs="Arial"/>
+          <w:b/>
+          <w:bCs/>
+        </w:rPr>
+        <w:t xml:space="preserve"> </w:t>
+      </w:r>
+      <w:proofErr w:type="gramStart"/>
+      <w:r>
+        <w:rPr>
+          <w:rFonts w:ascii="Arial" w:hAnsi="Arial" w:cs="Arial"/>
+          <w:b/>
+          <w:bCs/>
+        </w:rPr>
+        <w:t>Date:</w:t>
+      </w:r>
+      <w:r>
+        <w:rPr>
+          <w:rFonts w:ascii="Arial" w:hAnsi="Arial" w:cs="Arial"/>
+          <w:b/>
+          <w:bCs/>
+        </w:rPr>
+        <w:t>{</w:t>
+      </w:r>
+      <w:proofErr w:type="gramEnd"/>
+      <w:r>
+        <w:rPr>
+          <w:rFonts w:ascii="Arial" w:hAnsi="Arial" w:cs="Arial"/>
+          <w:b/>
+          <w:bCs/>
+        </w:rPr>
+        <w:t>{date}}</w:t>
+      </w:r>
     </w:p>
     <w:p>
       <w:pPr>
         <w:rPr>
-          <w:rFonts w:ascii="Times New Roman" w:hAnsi="Times New Roman" w:cs="Times New Roman"/>
-          <w:b/>
-          <w:bCs/>
-          <w:sz w:val="18"/>
-          <w:szCs w:val="18"/>
-        </w:rPr>
-      </w:pPr>
+          <w:rFonts w:ascii="Arial" w:hAnsi="Arial" w:cs="Arial"/>
+          <w:b/>
+          <w:bCs/>
+        </w:rPr>
+      </w:pPr>
+      <w:r>
+        <w:rPr>
+          <w:rFonts w:ascii="Arial" w:hAnsi="Arial" w:cs="Arial"/>
+          <w:b/>
+          <w:bCs/>
+        </w:rPr>
+        <w:t xml:space="preserve">     </w:t>
+      </w:r>
+      <w:r>
+        <w:rPr>
+          <w:rFonts w:ascii="Arial" w:hAnsi="Arial" w:cs="Arial"/>
+          <w:b/>
+          <w:bCs/>
+        </w:rPr>
+        <w:t>To,</w:t>
+      </w:r>
     </w:p>
     <w:p>
       <w:pPr>
-        <w:jc w:val="center"/>
-        <w:rPr>
-          <w:rFonts w:ascii="Times New Roman" w:hAnsi="Times New Roman" w:cs="Times New Roman"/>
-          <w:b/>
-          <w:bCs/>
-          <w:sz w:val="18"/>
-          <w:szCs w:val="18"/>
-        </w:rPr>
-      </w:pPr>
-      <w:r>
-        <w:rPr>
-          <w:rFonts w:ascii="Times New Roman" w:hAnsi="Times New Roman" w:cs="Times New Roman"/>
-          <w:b/>
-          <w:bCs/>
-          <w:sz w:val="18"/>
-          <w:szCs w:val="18"/>
-        </w:rPr>
-        <w:t xml:space="preserve">                                                                                                                                                                   Date:</w:t>
-      </w:r>
-      <w:r>
-        <w:rPr>
-          <w:rFonts w:ascii="Times New Roman" w:hAnsi="Times New Roman" w:cs="Times New Roman"/>
-          <w:b/>
-          <w:bCs/>
-          <w:sz w:val="18"/>
-          <w:szCs w:val="18"/>
-        </w:rPr>
-        <w:t>{{date}}</w:t>
+        <w:rPr>
+          <w:rFonts w:ascii="Arial" w:hAnsi="Arial" w:cs="Arial"/>
+          <w:b/>
+          <w:bCs/>
+        </w:rPr>
+      </w:pPr>
+      <w:r>
+        <w:rPr>
+          <w:rFonts w:ascii="Arial" w:hAnsi="Arial" w:cs="Arial"/>
+          <w:b/>
+          <w:bCs/>
+        </w:rPr>
+        <w:t xml:space="preserve">     </w:t>
+      </w:r>
+      <w:r>
+        <w:rPr>
+          <w:rFonts w:ascii="Arial" w:hAnsi="Arial" w:cs="Arial"/>
+          <w:b/>
+          <w:bCs/>
+        </w:rPr>
+        <w:t>{{name}}</w:t>
       </w:r>
     </w:p>
     <w:p>
       <w:pPr>
         <w:rPr>
-          <w:rFonts w:ascii="Times New Roman" w:hAnsi="Times New Roman" w:cs="Times New Roman"/>
-          <w:b/>
-          <w:bCs/>
-          <w:sz w:val="18"/>
-          <w:szCs w:val="18"/>
-        </w:rPr>
-      </w:pPr>
-      <w:r>
-        <w:rPr>
-          <w:rFonts w:ascii="Times New Roman" w:hAnsi="Times New Roman" w:cs="Times New Roman"/>
-          <w:b/>
-          <w:bCs/>
-          <w:sz w:val="18"/>
-          <w:szCs w:val="18"/>
-        </w:rPr>
-        <w:t>To,</w:t>
+          <w:rFonts w:ascii="Arial" w:hAnsi="Arial" w:cs="Arial"/>
+          <w:b/>
+          <w:bCs/>
+        </w:rPr>
+      </w:pPr>
+      <w:r>
+        <w:rPr>
+          <w:rFonts w:ascii="Arial" w:hAnsi="Arial" w:cs="Arial"/>
+          <w:b/>
+          <w:bCs/>
+        </w:rPr>
+        <w:t xml:space="preserve">     </w:t>
+      </w:r>
+      <w:r>
+        <w:rPr>
+          <w:rFonts w:ascii="Arial" w:hAnsi="Arial" w:cs="Arial"/>
+          <w:b/>
+          <w:bCs/>
+        </w:rPr>
+        <w:t>{{address}}</w:t>
       </w:r>
     </w:p>
     <w:p>
       <w:pPr>
         <w:rPr>
-          <w:rFonts w:ascii="Times New Roman" w:hAnsi="Times New Roman" w:cs="Times New Roman"/>
-          <w:b/>
-          <w:bCs/>
-          <w:sz w:val="18"/>
-          <w:szCs w:val="18"/>
-        </w:rPr>
-      </w:pPr>
-      <w:r>
-        <w:rPr>
-          <w:rFonts w:ascii="Times New Roman" w:hAnsi="Times New Roman" w:cs="Times New Roman"/>
-          <w:b/>
-          <w:bCs/>
-          <w:sz w:val="18"/>
-          <w:szCs w:val="18"/>
-        </w:rPr>
-        <w:t>{{name}}</w:t>
-      </w:r>
+          <w:rFonts w:ascii="Arial" w:hAnsi="Arial" w:cs="Arial"/>
+          <w:b/>
+          <w:bCs/>
+        </w:rPr>
+      </w:pPr>
     </w:p>
     <w:p>
       <w:pPr>
-        <w:rPr>
-          <w:rFonts w:ascii="Times New Roman" w:hAnsi="Times New Roman" w:cs="Times New Roman"/>
-          <w:b/>
-          <w:bCs/>
-          <w:sz w:val="18"/>
-          <w:szCs w:val="18"/>
-        </w:rPr>
-      </w:pPr>
-      <w:r>
-        <w:rPr>
-          <w:rFonts w:ascii="Times New Roman" w:hAnsi="Times New Roman" w:cs="Times New Roman"/>
-          <w:b/>
-          <w:bCs/>
-          <w:sz w:val="18"/>
-          <w:szCs w:val="18"/>
-        </w:rPr>
-        <w:t>{{address}}</w:t>
+        <w:spacing w:after="160" w:line="259" w:lineRule="auto"/>
+        <w:rPr>
+          <w:rFonts w:ascii="Arial" w:hAnsi="Arial" w:cs="Arial"/>
+        </w:rPr>
+      </w:pPr>
+      <w:r>
+        <w:rPr>
+          <w:rFonts w:ascii="Arial" w:hAnsi="Arial" w:cs="Arial"/>
+          <w:b/>
+          <w:bCs/>
+        </w:rPr>
+        <w:t xml:space="preserve">      </w:t>
+      </w:r>
+      <w:r>
+        <w:rPr>
+          <w:rFonts w:ascii="Arial" w:hAnsi="Arial" w:cs="Arial"/>
+          <w:b/>
+          <w:bCs/>
+        </w:rPr>
+        <w:t>Subject: Notice for Non-Registration of Financed Vehicle and Breach of Loan Agreement</w:t>
       </w:r>
     </w:p>
     <w:p>
       <w:pPr>
-        <w:rPr>
-          <w:rFonts w:ascii="Times New Roman" w:hAnsi="Times New Roman" w:cs="Times New Roman"/>
-          <w:b/>
-          <w:bCs/>
-          <w:sz w:val="18"/>
-          <w:szCs w:val="18"/>
-        </w:rPr>
-      </w:pPr>
+        <w:spacing w:after="160" w:line="259" w:lineRule="auto"/>
+        <w:rPr>
+          <w:rFonts w:ascii="Arial" w:hAnsi="Arial" w:cs="Arial"/>
+        </w:rPr>
+      </w:pPr>
+      <w:r>
+        <w:rPr>
+          <w:rFonts w:ascii="Arial" w:hAnsi="Arial" w:cs="Arial"/>
+        </w:rPr>
+        <w:t xml:space="preserve">    </w:t>
+      </w:r>
+      <w:r>
+        <w:rPr>
+          <w:rFonts w:ascii="Arial" w:hAnsi="Arial" w:cs="Arial"/>
+        </w:rPr>
+        <w:t xml:space="preserve">Dear </w:t>
+      </w:r>
+      <w:r>
+        <w:rPr>
+          <w:rFonts w:ascii="Arial" w:hAnsi="Arial" w:cs="Arial"/>
+        </w:rPr>
+        <w:t>{{name}}</w:t>
+      </w:r>
+      <w:r>
+        <w:rPr>
+          <w:rFonts w:ascii="Arial" w:hAnsi="Arial" w:cs="Arial"/>
+        </w:rPr>
+        <w:t>,</w:t>
+      </w:r>
     </w:p>
     <w:p>
       <w:pPr>
         <w:spacing w:after="160" w:line="259" w:lineRule="auto"/>
         <w:rPr>
-          <w:rFonts w:ascii="Times New Roman" w:hAnsi="Times New Roman" w:cs="Times New Roman"/>
-          <w:sz w:val="18"/>
-          <w:szCs w:val="18"/>
-        </w:rPr>
-      </w:pPr>
-      <w:r>
-        <w:rPr>
-          <w:rFonts w:ascii="Times New Roman" w:hAnsi="Times New Roman" w:cs="Times New Roman"/>
-          <w:b/>
-          <w:bCs/>
-          <w:sz w:val="18"/>
-          <w:szCs w:val="18"/>
-        </w:rPr>
-        <w:t>Subject: Notice for Non-Registration of Financed Vehicle and Breach of Loan Agreement</w:t>
+          <w:rFonts w:ascii="Arial" w:hAnsi="Arial" w:cs="Arial"/>
+        </w:rPr>
+      </w:pPr>
+      <w:r>
+        <w:rPr>
+          <w:rFonts w:ascii="Arial" w:hAnsi="Arial" w:cs="Arial"/>
+        </w:rPr>
+        <w:t xml:space="preserve">        </w:t>
+      </w:r>
+      <w:r>
+        <w:rPr>
+          <w:rFonts w:ascii="Arial" w:hAnsi="Arial" w:cs="Arial"/>
+        </w:rPr>
+        <w:t xml:space="preserve">This is to bring to your attention that, as per </w:t>
+      </w:r>
+      <w:r>
+        <w:rPr>
+          <w:rFonts w:ascii="Arial" w:hAnsi="Arial" w:cs="Arial"/>
+          <w:b/>
+          <w:bCs/>
+        </w:rPr>
+        <w:t>Clause No</w:t>
+      </w:r>
+      <w:r>
+        <w:rPr>
+          <w:rFonts w:ascii="Arial" w:hAnsi="Arial" w:cs="Arial"/>
+          <w:b/>
+          <w:bCs/>
+        </w:rPr>
+        <w:t>. 9.1</w:t>
+      </w:r>
+      <w:r>
+        <w:rPr>
+          <w:rFonts w:ascii="Arial" w:hAnsi="Arial" w:cs="Arial"/>
+        </w:rPr>
+        <w:t xml:space="preserve"> of the Loan Agreement </w:t>
+      </w:r>
+      <w:proofErr w:type="gramStart"/>
+      <w:r>
+        <w:rPr>
+          <w:rFonts w:ascii="Arial" w:hAnsi="Arial" w:cs="Arial"/>
+        </w:rPr>
+        <w:t>of  loan</w:t>
+      </w:r>
+      <w:proofErr w:type="gramEnd"/>
+      <w:r>
+        <w:rPr>
+          <w:rFonts w:ascii="Arial" w:hAnsi="Arial" w:cs="Arial"/>
+        </w:rPr>
+        <w:t xml:space="preserve"> number </w:t>
+      </w:r>
+      <w:r>
+        <w:rPr>
+          <w:rFonts w:ascii="Arial" w:hAnsi="Arial" w:cs="Arial"/>
+        </w:rPr>
+        <w:t xml:space="preserve">{{ </w:t>
+      </w:r>
+      <w:proofErr w:type="spellStart"/>
+      <w:r>
+        <w:rPr>
+          <w:rFonts w:ascii="Arial" w:hAnsi="Arial" w:cs="Arial"/>
+        </w:rPr>
+        <w:t>loan_number</w:t>
+      </w:r>
+      <w:proofErr w:type="spellEnd"/>
+      <w:r>
+        <w:rPr>
+          <w:rFonts w:ascii="Arial" w:hAnsi="Arial" w:cs="Arial"/>
+        </w:rPr>
+        <w:t xml:space="preserve"> }}</w:t>
+      </w:r>
+      <w:r>
+        <w:rPr>
+          <w:rFonts w:ascii="Arial" w:hAnsi="Arial" w:cs="Arial"/>
+        </w:rPr>
+        <w:t xml:space="preserve"> and Vehicle No</w:t>
+      </w:r>
+      <w:r>
+        <w:rPr>
+          <w:rFonts w:ascii="Arial" w:hAnsi="Arial" w:cs="Arial"/>
+        </w:rPr>
+        <w:t xml:space="preserve"> </w:t>
+      </w:r>
+      <w:r>
+        <w:rPr>
+          <w:rFonts w:ascii="Arial" w:hAnsi="Arial" w:cs="Arial"/>
+        </w:rPr>
+        <w:t xml:space="preserve">executed between you as a Guarantor and SM Square Credit Services Private Limited, Borrower is obligated to complete the registration of the financed vehicle with the appropriate registering authority within </w:t>
+      </w:r>
+      <w:r>
+        <w:rPr>
+          <w:rFonts w:ascii="Arial" w:hAnsi="Arial" w:cs="Arial"/>
+          <w:b/>
+          <w:bCs/>
+        </w:rPr>
+        <w:t xml:space="preserve">30 (thirty) </w:t>
+      </w:r>
+      <w:r>
+        <w:rPr>
+          <w:rFonts w:ascii="Arial" w:hAnsi="Arial" w:cs="Arial"/>
+        </w:rPr>
+        <w:t>days from the date of delivery.</w:t>
       </w:r>
     </w:p>
     <w:p>
       <w:pPr>
         <w:spacing w:after="160" w:line="259" w:lineRule="auto"/>
         <w:rPr>
-          <w:rFonts w:ascii="Times New Roman" w:hAnsi="Times New Roman" w:cs="Times New Roman"/>
-          <w:sz w:val="18"/>
-          <w:szCs w:val="18"/>
-        </w:rPr>
-      </w:pPr>
-      <w:r>
-        <w:rPr>
-          <w:rFonts w:ascii="Times New Roman" w:hAnsi="Times New Roman" w:cs="Times New Roman"/>
-          <w:sz w:val="18"/>
-          <w:szCs w:val="18"/>
-        </w:rPr>
-        <w:t xml:space="preserve">Dear </w:t>
-      </w:r>
-      <w:r>
-        <w:rPr>
-          <w:rFonts w:ascii="Times New Roman" w:hAnsi="Times New Roman" w:cs="Times New Roman"/>
-          <w:sz w:val="18"/>
-          <w:szCs w:val="18"/>
-        </w:rPr>
-        <w:t>{{name}}</w:t>
-      </w:r>
-      <w:r>
-        <w:rPr>
-          <w:rFonts w:ascii="Times New Roman" w:hAnsi="Times New Roman" w:cs="Times New Roman"/>
-          <w:sz w:val="18"/>
-          <w:szCs w:val="18"/>
-        </w:rPr>
-        <w:t>,</w:t>
+          <w:rFonts w:ascii="Arial" w:hAnsi="Arial" w:cs="Arial"/>
+        </w:rPr>
+      </w:pPr>
+      <w:r>
+        <w:rPr>
+          <w:rFonts w:ascii="Arial" w:hAnsi="Arial" w:cs="Arial"/>
+        </w:rPr>
+        <w:t xml:space="preserve">        </w:t>
+      </w:r>
+      <w:r>
+        <w:rPr>
+          <w:rFonts w:ascii="Arial" w:hAnsi="Arial" w:cs="Arial"/>
+        </w:rPr>
+        <w:t>Howe</w:t>
+      </w:r>
+      <w:r>
+        <w:rPr>
+          <w:rFonts w:ascii="Arial" w:hAnsi="Arial" w:cs="Arial"/>
+        </w:rPr>
+        <w:t>ver, it has been observed that Borrower have failed to register the said vehicle to date. Such failure constitutes a breach of the terms and conditions of the aforesaid Loan Agreement.</w:t>
       </w:r>
     </w:p>
     <w:p>
       <w:pPr>
         <w:spacing w:after="160" w:line="259" w:lineRule="auto"/>
         <w:rPr>
-          <w:rFonts w:ascii="Times New Roman" w:hAnsi="Times New Roman" w:cs="Times New Roman"/>
-          <w:sz w:val="18"/>
-          <w:szCs w:val="18"/>
-        </w:rPr>
-      </w:pPr>
-      <w:r>
-        <w:rPr>
-          <w:rFonts w:ascii="Times New Roman" w:hAnsi="Times New Roman" w:cs="Times New Roman"/>
-          <w:sz w:val="18"/>
-          <w:szCs w:val="18"/>
-        </w:rPr>
-        <w:t xml:space="preserve">This is to bring to your attention that, as per </w:t>
-      </w:r>
-      <w:r>
-        <w:rPr>
-          <w:rFonts w:ascii="Times New Roman" w:hAnsi="Times New Roman" w:cs="Times New Roman"/>
-          <w:b/>
-          <w:bCs/>
-          <w:sz w:val="18"/>
-          <w:szCs w:val="18"/>
-        </w:rPr>
-        <w:t>Clause No. 9.1</w:t>
-      </w:r>
-      <w:r>
-        <w:rPr>
-          <w:rFonts w:ascii="Times New Roman" w:hAnsi="Times New Roman" w:cs="Times New Roman"/>
-          <w:sz w:val="18"/>
-          <w:szCs w:val="18"/>
-        </w:rPr>
-        <w:t xml:space="preserve"> of the Loan Agreement of  loan number </w:t>
-      </w:r>
-      <w:r>
-        <w:rPr>
-          <w:rFonts w:ascii="Times New Roman" w:hAnsi="Times New Roman" w:cs="Times New Roman"/>
-          <w:sz w:val="18"/>
-          <w:szCs w:val="18"/>
-        </w:rPr>
-        <w:t>{{</w:t>
-      </w:r>
-      <w:r>
-        <w:rPr>
-          <w:rFonts w:ascii="Times New Roman" w:hAnsi="Times New Roman" w:cs="Times New Roman"/>
-          <w:sz w:val="18"/>
-          <w:szCs w:val="18"/>
-        </w:rPr>
-        <w:t xml:space="preserve"> </w:t>
-      </w:r>
-      <w:r>
-        <w:rPr>
-          <w:rFonts w:ascii="Times New Roman" w:hAnsi="Times New Roman" w:cs="Times New Roman"/>
-          <w:sz w:val="18"/>
-          <w:szCs w:val="18"/>
-        </w:rPr>
-        <w:t>loan</w:t>
-      </w:r>
-      <w:r>
-        <w:rPr>
-          <w:rFonts w:ascii="Times New Roman" w:hAnsi="Times New Roman" w:cs="Times New Roman"/>
-          <w:sz w:val="18"/>
-          <w:szCs w:val="18"/>
-        </w:rPr>
-        <w:t>_</w:t>
-      </w:r>
-      <w:r>
-        <w:rPr>
-          <w:rFonts w:ascii="Times New Roman" w:hAnsi="Times New Roman" w:cs="Times New Roman"/>
-          <w:sz w:val="18"/>
-          <w:szCs w:val="18"/>
-        </w:rPr>
-        <w:t>number</w:t>
-      </w:r>
-      <w:r>
-        <w:rPr>
-          <w:rFonts w:ascii="Times New Roman" w:hAnsi="Times New Roman" w:cs="Times New Roman"/>
-          <w:sz w:val="18"/>
-          <w:szCs w:val="18"/>
-        </w:rPr>
-        <w:t xml:space="preserve"> }}</w:t>
-      </w:r>
-      <w:r>
-        <w:rPr>
-          <w:rFonts w:ascii="Times New Roman" w:hAnsi="Times New Roman" w:cs="Times New Roman"/>
-          <w:sz w:val="18"/>
-          <w:szCs w:val="18"/>
-        </w:rPr>
-        <w:t xml:space="preserve"> and Vehicle No</w:t>
-      </w:r>
-      <w:r>
-        <w:rPr>
-          <w:rFonts w:ascii="Times New Roman" w:hAnsi="Times New Roman" w:cs="Times New Roman"/>
-          <w:sz w:val="18"/>
-          <w:szCs w:val="18"/>
-        </w:rPr>
-        <w:t xml:space="preserve"> </w:t>
-      </w:r>
-      <w:r>
-        <w:rPr>
-          <w:rFonts w:ascii="Times New Roman" w:hAnsi="Times New Roman" w:cs="Times New Roman"/>
-          <w:sz w:val="18"/>
-          <w:szCs w:val="18"/>
-        </w:rPr>
-        <w:t xml:space="preserve">executed between you as a Guarantor and SM Square Credit Services Private Limited, Borrower is obligated to complete the registration of the financed vehicle with the appropriate registering authority within </w:t>
-      </w:r>
-      <w:r>
-        <w:rPr>
-          <w:rFonts w:ascii="Times New Roman" w:hAnsi="Times New Roman" w:cs="Times New Roman"/>
-          <w:b/>
-          <w:bCs/>
-          <w:sz w:val="18"/>
-          <w:szCs w:val="18"/>
-        </w:rPr>
-        <w:t xml:space="preserve">30 (thirty) </w:t>
-      </w:r>
-      <w:r>
-        <w:rPr>
-          <w:rFonts w:ascii="Times New Roman" w:hAnsi="Times New Roman" w:cs="Times New Roman"/>
-          <w:sz w:val="18"/>
-          <w:szCs w:val="18"/>
-        </w:rPr>
-        <w:t>days from the date of delivery.</w:t>
-      </w:r>
-    </w:p>
-    <w:p>
-      <w:pPr>
-        <w:spacing w:after="160" w:line="259" w:lineRule="auto"/>
-        <w:rPr>
-          <w:rFonts w:ascii="Times New Roman" w:hAnsi="Times New Roman" w:cs="Times New Roman"/>
-          <w:sz w:val="18"/>
-          <w:szCs w:val="18"/>
-        </w:rPr>
-      </w:pPr>
-      <w:r>
-        <w:rPr>
-          <w:rFonts w:ascii="Times New Roman" w:hAnsi="Times New Roman" w:cs="Times New Roman"/>
-          <w:sz w:val="18"/>
-          <w:szCs w:val="18"/>
-        </w:rPr>
-        <w:t>However, it has been observed that Borrower have failed to register the said vehicle to date. Such failure constitutes a breach of the terms and conditions of the aforesaid Loan Agreement.</w:t>
-      </w:r>
-    </w:p>
-    <w:p>
-      <w:pPr>
-        <w:spacing w:after="160" w:line="259" w:lineRule="auto"/>
-        <w:rPr>
-          <w:rFonts w:ascii="Times New Roman" w:hAnsi="Times New Roman" w:cs="Times New Roman"/>
-          <w:sz w:val="18"/>
-          <w:szCs w:val="18"/>
-        </w:rPr>
-      </w:pPr>
-      <w:r>
-        <w:rPr>
-          <w:rFonts w:ascii="Times New Roman" w:hAnsi="Times New Roman" w:cs="Times New Roman"/>
-          <w:sz w:val="18"/>
-          <w:szCs w:val="18"/>
-        </w:rPr>
-        <w:t>In view of the above, borrower are hereby called upon to comply with the following within the stipulated time:</w:t>
+          <w:rFonts w:ascii="Arial" w:hAnsi="Arial" w:cs="Arial"/>
+        </w:rPr>
+      </w:pPr>
+      <w:r>
+        <w:rPr>
+          <w:rFonts w:ascii="Arial" w:hAnsi="Arial" w:cs="Arial"/>
+        </w:rPr>
+        <w:t xml:space="preserve">        </w:t>
+      </w:r>
+      <w:r>
+        <w:rPr>
+          <w:rFonts w:ascii="Arial" w:hAnsi="Arial" w:cs="Arial"/>
+        </w:rPr>
+        <w:t xml:space="preserve">In view of the above, borrower </w:t>
+      </w:r>
+      <w:proofErr w:type="gramStart"/>
+      <w:r>
+        <w:rPr>
+          <w:rFonts w:ascii="Arial" w:hAnsi="Arial" w:cs="Arial"/>
+        </w:rPr>
+        <w:t>are</w:t>
+      </w:r>
+      <w:proofErr w:type="gramEnd"/>
+      <w:r>
+        <w:rPr>
+          <w:rFonts w:ascii="Arial" w:hAnsi="Arial" w:cs="Arial"/>
+        </w:rPr>
+        <w:t xml:space="preserve"> hereby called upon to comply with th</w:t>
+      </w:r>
+      <w:r>
+        <w:rPr>
+          <w:rFonts w:ascii="Arial" w:hAnsi="Arial" w:cs="Arial"/>
+        </w:rPr>
+        <w:t>e following within the stipulated time:</w:t>
       </w:r>
     </w:p>
     <w:p>
@@ -374,36 +411,28 @@
         </w:numPr>
         <w:spacing w:after="160" w:line="259" w:lineRule="auto"/>
         <w:rPr>
-          <w:rFonts w:ascii="Times New Roman" w:hAnsi="Times New Roman" w:cs="Times New Roman"/>
-          <w:sz w:val="18"/>
-          <w:szCs w:val="18"/>
-        </w:rPr>
-      </w:pPr>
-      <w:r>
-        <w:rPr>
-          <w:rFonts w:ascii="Times New Roman" w:hAnsi="Times New Roman" w:cs="Times New Roman"/>
-          <w:b/>
-          <w:bCs/>
-          <w:sz w:val="18"/>
-          <w:szCs w:val="18"/>
+          <w:rFonts w:ascii="Arial" w:hAnsi="Arial" w:cs="Arial"/>
+        </w:rPr>
+      </w:pPr>
+      <w:r>
+        <w:rPr>
+          <w:rFonts w:ascii="Arial" w:hAnsi="Arial" w:cs="Arial"/>
+          <w:b/>
+          <w:bCs/>
         </w:rPr>
         <w:t>To complete the registration of the vehicle within 2 (two) days from the date of receipt of this notice</w:t>
       </w:r>
       <w:r>
         <w:rPr>
-          <w:rFonts w:ascii="Times New Roman" w:hAnsi="Times New Roman" w:cs="Times New Roman"/>
-          <w:sz w:val="18"/>
-          <w:szCs w:val="18"/>
+          <w:rFonts w:ascii="Arial" w:hAnsi="Arial" w:cs="Arial"/>
         </w:rPr>
         <w:t xml:space="preserve">; </w:t>
       </w:r>
       <w:r>
         <w:rPr>
-          <w:rFonts w:ascii="Times New Roman" w:hAnsi="Times New Roman" w:cs="Times New Roman"/>
-          <w:b/>
-          <w:bCs/>
-          <w:sz w:val="18"/>
-          <w:szCs w:val="18"/>
+          <w:rFonts w:ascii="Arial" w:hAnsi="Arial" w:cs="Arial"/>
+          <w:b/>
+          <w:bCs/>
         </w:rPr>
         <w:t>or</w:t>
       </w:r>
@@ -416,56 +445,70 @@
         </w:numPr>
         <w:spacing w:after="160" w:line="259" w:lineRule="auto"/>
         <w:rPr>
-          <w:rFonts w:ascii="Times New Roman" w:hAnsi="Times New Roman" w:cs="Times New Roman"/>
-          <w:b/>
-          <w:bCs/>
-          <w:sz w:val="18"/>
-          <w:szCs w:val="18"/>
-        </w:rPr>
-      </w:pPr>
-      <w:r>
-        <w:rPr>
-          <w:rFonts w:ascii="Times New Roman" w:hAnsi="Times New Roman" w:cs="Times New Roman"/>
-          <w:b/>
-          <w:bCs/>
-          <w:sz w:val="18"/>
-          <w:szCs w:val="18"/>
-        </w:rPr>
-        <w:t>To foreclose and close the loan account in full within 3 (three) days from the date of receipt of this notice.</w:t>
+          <w:rFonts w:ascii="Arial" w:hAnsi="Arial" w:cs="Arial"/>
+          <w:b/>
+          <w:bCs/>
+        </w:rPr>
+      </w:pPr>
+      <w:r>
+        <w:rPr>
+          <w:rFonts w:ascii="Arial" w:hAnsi="Arial" w:cs="Arial"/>
+          <w:b/>
+          <w:bCs/>
+        </w:rPr>
+        <w:t>To foreclose and close the loan account in full within 3 (three) days from the date of receipt of this notic</w:t>
+      </w:r>
+      <w:r>
+        <w:rPr>
+          <w:rFonts w:ascii="Arial" w:hAnsi="Arial" w:cs="Arial"/>
+          <w:b/>
+          <w:bCs/>
+        </w:rPr>
+        <w:t>e.</w:t>
       </w:r>
     </w:p>
     <w:p>
       <w:pPr>
         <w:spacing w:after="160" w:line="259" w:lineRule="auto"/>
         <w:rPr>
-          <w:rFonts w:ascii="Times New Roman" w:hAnsi="Times New Roman" w:cs="Times New Roman"/>
-          <w:sz w:val="18"/>
-          <w:szCs w:val="18"/>
-        </w:rPr>
-      </w:pPr>
-      <w:r>
-        <w:rPr>
-          <w:rFonts w:ascii="Times New Roman" w:hAnsi="Times New Roman" w:cs="Times New Roman"/>
-          <w:sz w:val="18"/>
-          <w:szCs w:val="18"/>
-        </w:rPr>
-        <w:t>Please take notice that failure to comply with the above within the prescribed time shall constrain us to initiate appropriate legal proceedings against borrower and you as your guarantor, at your sole risk as to costs and consequences. Such action may include, but shall not be limited to, recovery proceedings in accordance with applicable laws.</w:t>
+          <w:rFonts w:ascii="Arial" w:hAnsi="Arial" w:cs="Arial"/>
+        </w:rPr>
+      </w:pPr>
+      <w:r>
+        <w:rPr>
+          <w:rFonts w:ascii="Arial" w:hAnsi="Arial" w:cs="Arial"/>
+        </w:rPr>
+        <w:t xml:space="preserve">        </w:t>
+      </w:r>
+      <w:r>
+        <w:rPr>
+          <w:rFonts w:ascii="Arial" w:hAnsi="Arial" w:cs="Arial"/>
+        </w:rPr>
+        <w:t xml:space="preserve">Please take notice that failure to comply with the above within the prescribed time shall constrain us to initiate appropriate legal proceedings against borrower and you as your guarantor, at your sole risk as to costs and consequences. Such action may </w:t>
+      </w:r>
+      <w:r>
+        <w:rPr>
+          <w:rFonts w:ascii="Arial" w:hAnsi="Arial" w:cs="Arial"/>
+        </w:rPr>
+        <w:t>include, but shall not be limited to, recovery proceedings in accordance with applicable laws.</w:t>
       </w:r>
     </w:p>
     <w:p>
       <w:pPr>
         <w:spacing w:after="160" w:line="259" w:lineRule="auto"/>
         <w:rPr>
-          <w:rFonts w:ascii="Times New Roman" w:hAnsi="Times New Roman" w:cs="Times New Roman"/>
-          <w:sz w:val="18"/>
-          <w:szCs w:val="18"/>
-        </w:rPr>
-      </w:pPr>
-      <w:r>
-        <w:rPr>
-          <w:rFonts w:ascii="Times New Roman" w:hAnsi="Times New Roman" w:cs="Times New Roman"/>
-          <w:sz w:val="18"/>
-          <w:szCs w:val="18"/>
+          <w:rFonts w:ascii="Arial" w:hAnsi="Arial" w:cs="Arial"/>
+        </w:rPr>
+      </w:pPr>
+      <w:r>
+        <w:rPr>
+          <w:rFonts w:ascii="Arial" w:hAnsi="Arial" w:cs="Arial"/>
+        </w:rPr>
+        <w:t xml:space="preserve">        </w:t>
+      </w:r>
+      <w:r>
+        <w:rPr>
+          <w:rFonts w:ascii="Arial" w:hAnsi="Arial" w:cs="Arial"/>
         </w:rPr>
         <w:t>This notice is being issued without prejudice to any other rights and remedies available to us under the Loan Agreement and applicable law.</w:t>
       </w:r>
@@ -474,216 +517,337 @@
       <w:pPr>
         <w:spacing w:after="160" w:line="259" w:lineRule="auto"/>
         <w:rPr>
-          <w:rFonts w:ascii="Times New Roman" w:hAnsi="Times New Roman" w:cs="Times New Roman"/>
-          <w:sz w:val="18"/>
-          <w:szCs w:val="18"/>
-        </w:rPr>
-      </w:pPr>
-      <w:r>
-        <w:rPr>
-          <w:rFonts w:ascii="Times New Roman" w:hAnsi="Times New Roman" w:cs="Times New Roman"/>
-          <w:sz w:val="18"/>
-          <w:szCs w:val="18"/>
-        </w:rPr>
-        <w:t>Yours faithfully,</w:t>
-      </w:r>
-      <w:r>
-        <w:rPr>
-          <w:rFonts w:ascii="Times New Roman" w:hAnsi="Times New Roman" w:cs="Times New Roman"/>
-          <w:sz w:val="18"/>
-          <w:szCs w:val="18"/>
-        </w:rPr>
-        <w:br/>
-        <w:t>SM Square Credit Services Private Limited</w:t>
-      </w:r>
+          <w:rFonts w:ascii="Arial" w:hAnsi="Arial" w:cs="Arial"/>
+        </w:rPr>
+      </w:pPr>
     </w:p>
     <w:p>
       <w:pPr>
+        <w:spacing w:before="240" w:after="160" w:line="259" w:lineRule="auto"/>
+        <w:rPr>
+          <w:rFonts w:ascii="Arial" w:hAnsi="Arial" w:cs="Arial"/>
+        </w:rPr>
+      </w:pPr>
+      <w:r>
+        <w:rPr>
+          <w:rFonts w:ascii="Arial" w:hAnsi="Arial" w:cs="Arial"/>
+        </w:rPr>
+        <w:t xml:space="preserve">   </w:t>
+      </w:r>
+      <w:r>
+        <w:rPr>
+          <w:rFonts w:ascii="Arial" w:hAnsi="Arial" w:cs="Arial"/>
+        </w:rPr>
+        <w:t>Yours faithfully,</w:t>
+      </w:r>
+      <w:r>
+        <w:rPr>
+          <w:rFonts w:ascii="Arial" w:hAnsi="Arial" w:cs="Arial"/>
+        </w:rPr>
+        <w:br/>
+      </w:r>
+      <w:r>
+        <w:rPr>
+          <w:rFonts w:ascii="Arial" w:hAnsi="Arial" w:cs="Arial"/>
+        </w:rPr>
+        <w:t xml:space="preserve">   </w:t>
+      </w:r>
+      <w:r>
+        <w:rPr>
+          <w:rFonts w:ascii="Arial" w:hAnsi="Arial" w:cs="Arial"/>
+        </w:rPr>
+        <w:t xml:space="preserve">SM </w:t>
+      </w:r>
+      <w:r>
+        <w:rPr>
+          <w:rFonts w:ascii="Arial" w:hAnsi="Arial" w:cs="Arial"/>
+        </w:rPr>
+        <w:t>Square Credit Services Private Limited</w:t>
+      </w:r>
+    </w:p>
+    <w:p>
+      <w:pPr>
         <w:pStyle w:val="BodyText"/>
-      </w:pPr>
-      <w:r>
-        <w:rPr>
+        <w:rPr>
+          <w:rFonts w:ascii="Arial" w:hAnsi="Arial" w:cs="Arial"/>
+          <w:sz w:val="22"/>
+          <w:szCs w:val="22"/>
+        </w:rPr>
+      </w:pPr>
+      <w:r>
+        <w:rPr>
+          <w:rFonts w:ascii="Arial" w:hAnsi="Arial" w:cs="Arial"/>
           <w:spacing w:val="-4"/>
           <w:w w:val="90"/>
+          <w:sz w:val="22"/>
+          <w:szCs w:val="22"/>
+        </w:rPr>
+        <w:t xml:space="preserve">   </w:t>
+      </w:r>
+      <w:r>
+        <w:rPr>
+          <w:rFonts w:ascii="Arial" w:hAnsi="Arial" w:cs="Arial"/>
+          <w:spacing w:val="-4"/>
+          <w:w w:val="90"/>
+          <w:sz w:val="22"/>
+          <w:szCs w:val="22"/>
         </w:rPr>
         <w:t>Note:</w:t>
       </w:r>
       <w:r>
         <w:rPr>
+          <w:rFonts w:ascii="Arial" w:hAnsi="Arial" w:cs="Arial"/>
           <w:spacing w:val="-12"/>
           <w:w w:val="90"/>
+          <w:sz w:val="22"/>
+          <w:szCs w:val="22"/>
         </w:rPr>
         <w:t xml:space="preserve"> </w:t>
       </w:r>
       <w:r>
         <w:rPr>
+          <w:rFonts w:ascii="Arial" w:hAnsi="Arial" w:cs="Arial"/>
           <w:spacing w:val="-4"/>
           <w:w w:val="90"/>
+          <w:sz w:val="22"/>
+          <w:szCs w:val="22"/>
         </w:rPr>
         <w:t>This</w:t>
       </w:r>
       <w:r>
         <w:rPr>
+          <w:rFonts w:ascii="Arial" w:hAnsi="Arial" w:cs="Arial"/>
           <w:spacing w:val="-6"/>
           <w:w w:val="90"/>
+          <w:sz w:val="22"/>
+          <w:szCs w:val="22"/>
         </w:rPr>
         <w:t xml:space="preserve"> </w:t>
       </w:r>
       <w:r>
         <w:rPr>
+          <w:rFonts w:ascii="Arial" w:hAnsi="Arial" w:cs="Arial"/>
           <w:spacing w:val="-4"/>
           <w:w w:val="90"/>
+          <w:sz w:val="22"/>
+          <w:szCs w:val="22"/>
         </w:rPr>
         <w:t>is</w:t>
       </w:r>
       <w:r>
         <w:rPr>
+          <w:rFonts w:ascii="Arial" w:hAnsi="Arial" w:cs="Arial"/>
           <w:spacing w:val="-6"/>
           <w:w w:val="90"/>
+          <w:sz w:val="22"/>
+          <w:szCs w:val="22"/>
         </w:rPr>
         <w:t xml:space="preserve"> </w:t>
       </w:r>
       <w:r>
         <w:rPr>
+          <w:rFonts w:ascii="Arial" w:hAnsi="Arial" w:cs="Arial"/>
           <w:spacing w:val="-4"/>
           <w:w w:val="90"/>
+          <w:sz w:val="22"/>
+          <w:szCs w:val="22"/>
         </w:rPr>
         <w:t>a</w:t>
       </w:r>
       <w:r>
         <w:rPr>
+          <w:rFonts w:ascii="Arial" w:hAnsi="Arial" w:cs="Arial"/>
           <w:spacing w:val="-13"/>
           <w:w w:val="90"/>
+          <w:sz w:val="22"/>
+          <w:szCs w:val="22"/>
         </w:rPr>
         <w:t xml:space="preserve"> </w:t>
       </w:r>
       <w:r>
         <w:rPr>
+          <w:rFonts w:ascii="Arial" w:hAnsi="Arial" w:cs="Arial"/>
           <w:spacing w:val="-4"/>
           <w:w w:val="90"/>
+          <w:sz w:val="22"/>
+          <w:szCs w:val="22"/>
         </w:rPr>
         <w:t>system</w:t>
       </w:r>
       <w:r>
         <w:rPr>
+          <w:rFonts w:ascii="Arial" w:hAnsi="Arial" w:cs="Arial"/>
           <w:spacing w:val="-19"/>
           <w:w w:val="90"/>
+          <w:sz w:val="22"/>
+          <w:szCs w:val="22"/>
         </w:rPr>
         <w:t xml:space="preserve"> </w:t>
       </w:r>
       <w:r>
         <w:rPr>
+          <w:rFonts w:ascii="Arial" w:hAnsi="Arial" w:cs="Arial"/>
           <w:spacing w:val="-4"/>
           <w:w w:val="90"/>
+          <w:sz w:val="22"/>
+          <w:szCs w:val="22"/>
         </w:rPr>
         <w:t>generated</w:t>
       </w:r>
       <w:r>
         <w:rPr>
+          <w:rFonts w:ascii="Arial" w:hAnsi="Arial" w:cs="Arial"/>
           <w:spacing w:val="-11"/>
           <w:w w:val="90"/>
+          <w:sz w:val="22"/>
+          <w:szCs w:val="22"/>
         </w:rPr>
         <w:t xml:space="preserve"> </w:t>
       </w:r>
       <w:r>
         <w:rPr>
+          <w:rFonts w:ascii="Arial" w:hAnsi="Arial" w:cs="Arial"/>
           <w:spacing w:val="-4"/>
           <w:w w:val="90"/>
+          <w:sz w:val="22"/>
+          <w:szCs w:val="22"/>
         </w:rPr>
         <w:t>letter.</w:t>
       </w:r>
       <w:r>
         <w:rPr>
+          <w:rFonts w:ascii="Arial" w:hAnsi="Arial" w:cs="Arial"/>
           <w:spacing w:val="-7"/>
           <w:w w:val="90"/>
+          <w:sz w:val="22"/>
+          <w:szCs w:val="22"/>
         </w:rPr>
         <w:t xml:space="preserve"> </w:t>
       </w:r>
       <w:r>
         <w:rPr>
+          <w:rFonts w:ascii="Arial" w:hAnsi="Arial" w:cs="Arial"/>
           <w:spacing w:val="-4"/>
           <w:w w:val="90"/>
+          <w:sz w:val="22"/>
+          <w:szCs w:val="22"/>
         </w:rPr>
         <w:t>Hence,</w:t>
       </w:r>
       <w:r>
         <w:rPr>
+          <w:rFonts w:ascii="Arial" w:hAnsi="Arial" w:cs="Arial"/>
           <w:spacing w:val="-8"/>
           <w:w w:val="90"/>
+          <w:sz w:val="22"/>
+          <w:szCs w:val="22"/>
         </w:rPr>
         <w:t xml:space="preserve"> </w:t>
       </w:r>
       <w:r>
         <w:rPr>
+          <w:rFonts w:ascii="Arial" w:hAnsi="Arial" w:cs="Arial"/>
           <w:spacing w:val="-4"/>
           <w:w w:val="90"/>
+          <w:sz w:val="22"/>
+          <w:szCs w:val="22"/>
         </w:rPr>
         <w:t>it</w:t>
       </w:r>
       <w:r>
         <w:rPr>
+          <w:rFonts w:ascii="Arial" w:hAnsi="Arial" w:cs="Arial"/>
           <w:w w:val="90"/>
+          <w:sz w:val="22"/>
+          <w:szCs w:val="22"/>
         </w:rPr>
         <w:t xml:space="preserve"> </w:t>
       </w:r>
       <w:r>
         <w:rPr>
+          <w:rFonts w:ascii="Arial" w:hAnsi="Arial" w:cs="Arial"/>
           <w:spacing w:val="-4"/>
           <w:w w:val="90"/>
+          <w:sz w:val="22"/>
+          <w:szCs w:val="22"/>
         </w:rPr>
         <w:t>does</w:t>
       </w:r>
       <w:r>
         <w:rPr>
+          <w:rFonts w:ascii="Arial" w:hAnsi="Arial" w:cs="Arial"/>
           <w:spacing w:val="-6"/>
           <w:w w:val="90"/>
+          <w:sz w:val="22"/>
+          <w:szCs w:val="22"/>
         </w:rPr>
         <w:t xml:space="preserve"> </w:t>
       </w:r>
       <w:r>
         <w:rPr>
+          <w:rFonts w:ascii="Arial" w:hAnsi="Arial" w:cs="Arial"/>
           <w:spacing w:val="-4"/>
           <w:w w:val="90"/>
+          <w:sz w:val="22"/>
+          <w:szCs w:val="22"/>
         </w:rPr>
         <w:t>not</w:t>
       </w:r>
       <w:r>
         <w:rPr>
+          <w:rFonts w:ascii="Arial" w:hAnsi="Arial" w:cs="Arial"/>
           <w:w w:val="90"/>
+          <w:sz w:val="22"/>
+          <w:szCs w:val="22"/>
         </w:rPr>
         <w:t xml:space="preserve"> </w:t>
       </w:r>
       <w:r>
         <w:rPr>
+          <w:rFonts w:ascii="Arial" w:hAnsi="Arial" w:cs="Arial"/>
           <w:spacing w:val="-4"/>
           <w:w w:val="90"/>
+          <w:sz w:val="22"/>
+          <w:szCs w:val="22"/>
         </w:rPr>
         <w:t>require</w:t>
       </w:r>
       <w:r>
         <w:rPr>
+          <w:rFonts w:ascii="Arial" w:hAnsi="Arial" w:cs="Arial"/>
           <w:spacing w:val="-13"/>
           <w:w w:val="90"/>
+          <w:sz w:val="22"/>
+          <w:szCs w:val="22"/>
         </w:rPr>
         <w:t xml:space="preserve"> </w:t>
       </w:r>
       <w:r>
         <w:rPr>
+          <w:rFonts w:ascii="Arial" w:hAnsi="Arial" w:cs="Arial"/>
           <w:spacing w:val="-3"/>
           <w:w w:val="90"/>
+          <w:sz w:val="22"/>
+          <w:szCs w:val="22"/>
         </w:rPr>
         <w:t>any</w:t>
       </w:r>
       <w:r>
         <w:rPr>
+          <w:rFonts w:ascii="Arial" w:hAnsi="Arial" w:cs="Arial"/>
           <w:w w:val="90"/>
+          <w:sz w:val="22"/>
+          <w:szCs w:val="22"/>
         </w:rPr>
         <w:t xml:space="preserve"> </w:t>
       </w:r>
       <w:r>
         <w:rPr>
+          <w:rFonts w:ascii="Arial" w:hAnsi="Arial" w:cs="Arial"/>
           <w:spacing w:val="-3"/>
           <w:w w:val="90"/>
+          <w:sz w:val="22"/>
+          <w:szCs w:val="22"/>
         </w:rPr>
         <w:t>signature.</w:t>
       </w:r>
@@ -692,15 +856,14 @@
       <w:pPr>
         <w:spacing w:after="160" w:line="259" w:lineRule="auto"/>
         <w:rPr>
-          <w:rFonts w:ascii="Times New Roman" w:hAnsi="Times New Roman" w:cs="Times New Roman"/>
-          <w:sz w:val="18"/>
-          <w:szCs w:val="18"/>
+          <w:rFonts w:ascii="Arial" w:hAnsi="Arial" w:cs="Arial"/>
         </w:rPr>
       </w:pPr>
     </w:p>
     <w:p>
       <w:pPr>
         <w:rPr>
+          <w:rFonts w:ascii="Arial" w:hAnsi="Arial" w:cs="Arial"/>
           <w:lang w:val="en-US"/>
         </w:rPr>
       </w:pPr>
@@ -708,6 +871,7 @@
     <w:p>
       <w:pPr>
         <w:rPr>
+          <w:rFonts w:ascii="Arial" w:hAnsi="Arial" w:cs="Arial"/>
           <w:lang w:val="en-US"/>
         </w:rPr>
       </w:pPr>
@@ -715,6 +879,7 @@
     <w:p>
       <w:pPr>
         <w:rPr>
+          <w:rFonts w:ascii="Arial" w:hAnsi="Arial" w:cs="Arial"/>
           <w:lang w:val="en-US"/>
         </w:rPr>
       </w:pPr>
@@ -733,7 +898,7 @@
 </file>
 
 <file path=word/endnotes.xml><?xml version="1.0" encoding="utf-8"?>
-<w:endnotes xmlns:wpc="http://schemas.microsoft.com/office/word/2010/wordprocessingCanvas" xmlns:cx="http://schemas.microsoft.com/office/drawing/2014/chartex" xmlns:cx1="http://schemas.microsoft.com/office/drawing/2015/9/8/chartex" xmlns:cx2="http://schemas.microsoft.com/office/drawing/2015/10/21/chartex" xmlns:cx3="http://schemas.microsoft.com/office/drawing/2016/5/9/chartex" xmlns:cx4="http://schemas.microsoft.com/office/drawing/2016/5/10/chartex" xmlns:cx5="http://schemas.microsoft.com/office/drawing/2016/5/11/chartex" xmlns:cx6="http://schemas.microsoft.com/office/drawing/2016/5/12/chartex" xmlns:cx7="http://schemas.microsoft.com/office/drawing/2016/5/13/chartex" xmlns:cx8="http://schemas.microsoft.com/office/drawing/2016/5/14/chartex" xmlns:mc="http://schemas.openxmlformats.org/markup-compatibility/2006" xmlns:aink="http://schemas.microsoft.com/office/drawing/2016/ink" xmlns:am3d="http://schemas.microsoft.com/office/drawing/2017/model3d" xmlns:o="urn:schemas-microsoft-com:office:office" xmlns:oel="http://schemas.microsoft.com/office/2019/extlst" xmlns:r="http://schemas.openxmlformats.org/officeDocument/2006/relationships" xmlns:m="http://schemas.openxmlformats.org/officeDocument/2006/math" xmlns:v="urn:schemas-microsoft-com:vml" xmlns:wp14="http://schemas.microsoft.com/office/word/2010/wordprocessingDrawing" xmlns:wp="http://schemas.openxmlformats.org/drawingml/2006/wordprocessingDrawing" xmlns:w10="urn:schemas-microsoft-com:office:word" xmlns:w="http://schemas.openxmlformats.org/wordprocessingml/2006/main" xmlns:w14="http://schemas.microsoft.com/office/word/2010/wordml" xmlns:w15="http://schemas.microsoft.com/office/word/2012/wordml" xmlns:w16cex="http://schemas.microsoft.com/office/word/2018/wordml/cex" xmlns:w16cid="http://schemas.microsoft.com/office/word/2016/wordml/cid" xmlns:w16="http://schemas.microsoft.com/office/word/2018/wordml" xmlns:w16du="http://schemas.microsoft.com/office/word/2023/wordml/word16du" xmlns:w16sdtdh="http://schemas.microsoft.com/office/word/2020/wordml/sdtdatahash" xmlns:w16sdtfl="http://schemas.microsoft.com/office/word/2024/wordml/sdtformatlock" xmlns:w16se="http://schemas.microsoft.com/office/word/2015/wordml/symex" xmlns:wpg="http://schemas.microsoft.com/office/word/2010/wordprocessingGroup" xmlns:wpi="http://schemas.microsoft.com/office/word/2010/wordprocessingInk" xmlns:wne="http://schemas.microsoft.com/office/word/2006/wordml" xmlns:wps="http://schemas.microsoft.com/office/word/2010/wordprocessingShape" mc:Ignorable="w14 w15 w16se w16cid w16 w16cex w16sdtdh w16sdtfl w16du wp14">
+<w:endnotes xmlns:wpc="http://schemas.microsoft.com/office/word/2010/wordprocessingCanvas" xmlns:cx="http://schemas.microsoft.com/office/drawing/2014/chartex" xmlns:cx1="http://schemas.microsoft.com/office/drawing/2015/9/8/chartex" xmlns:cx2="http://schemas.microsoft.com/office/drawing/2015/10/21/chartex" xmlns:cx3="http://schemas.microsoft.com/office/drawing/2016/5/9/chartex" xmlns:cx4="http://schemas.microsoft.com/office/drawing/2016/5/10/chartex" xmlns:cx5="http://schemas.microsoft.com/office/drawing/2016/5/11/chartex" xmlns:cx6="http://schemas.microsoft.com/office/drawing/2016/5/12/chartex" xmlns:cx7="http://schemas.microsoft.com/office/drawing/2016/5/13/chartex" xmlns:cx8="http://schemas.microsoft.com/office/drawing/2016/5/14/chartex" xmlns:mc="http://schemas.openxmlformats.org/markup-compatibility/2006" xmlns:aink="http://schemas.microsoft.com/office/drawing/2016/ink" xmlns:am3d="http://schemas.microsoft.com/office/drawing/2017/model3d" xmlns:o="urn:schemas-microsoft-com:office:office" xmlns:r="http://schemas.openxmlformats.org/officeDocument/2006/relationships" xmlns:m="http://schemas.openxmlformats.org/officeDocument/2006/math" xmlns:v="urn:schemas-microsoft-com:vml" xmlns:wp14="http://schemas.microsoft.com/office/word/2010/wordprocessingDrawing" xmlns:wp="http://schemas.openxmlformats.org/drawingml/2006/wordprocessingDrawing" xmlns:w10="urn:schemas-microsoft-com:office:word" xmlns:w="http://schemas.openxmlformats.org/wordprocessingml/2006/main" xmlns:w14="http://schemas.microsoft.com/office/word/2010/wordml" xmlns:w15="http://schemas.microsoft.com/office/word/2012/wordml" xmlns:w16cex="http://schemas.microsoft.com/office/word/2018/wordml/cex" xmlns:w16cid="http://schemas.microsoft.com/office/word/2016/wordml/cid" xmlns:w16="http://schemas.microsoft.com/office/word/2018/wordml" xmlns:w16sdtdh="http://schemas.microsoft.com/office/word/2020/wordml/sdtdatahash" xmlns:w16se="http://schemas.microsoft.com/office/word/2015/wordml/symex" xmlns:wpg="http://schemas.microsoft.com/office/word/2010/wordprocessingGroup" xmlns:wpi="http://schemas.microsoft.com/office/word/2010/wordprocessingInk" xmlns:wne="http://schemas.microsoft.com/office/word/2006/wordml" xmlns:wps="http://schemas.microsoft.com/office/word/2010/wordprocessingShape" mc:Ignorable="w14 w15 w16se w16cid w16 w16cex w16sdtdh wp14">
   <w:endnote w:type="separator" w:id="-1">
     <w:p>
       <w:pPr>
@@ -758,7 +923,7 @@
 </file>
 
 <file path=word/footer1.xml><?xml version="1.0" encoding="utf-8"?>
-<w:ftr xmlns:wpc="http://schemas.microsoft.com/office/word/2010/wordprocessingCanvas" xmlns:cx="http://schemas.microsoft.com/office/drawing/2014/chartex" xmlns:cx1="http://schemas.microsoft.com/office/drawing/2015/9/8/chartex" xmlns:cx2="http://schemas.microsoft.com/office/drawing/2015/10/21/chartex" xmlns:cx3="http://schemas.microsoft.com/office/drawing/2016/5/9/chartex" xmlns:cx4="http://schemas.microsoft.com/office/drawing/2016/5/10/chartex" xmlns:cx5="http://schemas.microsoft.com/office/drawing/2016/5/11/chartex" xmlns:cx6="http://schemas.microsoft.com/office/drawing/2016/5/12/chartex" xmlns:cx7="http://schemas.microsoft.com/office/drawing/2016/5/13/chartex" xmlns:cx8="http://schemas.microsoft.com/office/drawing/2016/5/14/chartex" xmlns:mc="http://schemas.openxmlformats.org/markup-compatibility/2006" xmlns:aink="http://schemas.microsoft.com/office/drawing/2016/ink" xmlns:am3d="http://schemas.microsoft.com/office/drawing/2017/model3d" xmlns:o="urn:schemas-microsoft-com:office:office" xmlns:oel="http://schemas.microsoft.com/office/2019/extlst" xmlns:r="http://schemas.openxmlformats.org/officeDocument/2006/relationships" xmlns:m="http://schemas.openxmlformats.org/officeDocument/2006/math" xmlns:v="urn:schemas-microsoft-com:vml" xmlns:wp14="http://schemas.microsoft.com/office/word/2010/wordprocessingDrawing" xmlns:wp="http://schemas.openxmlformats.org/drawingml/2006/wordprocessingDrawing" xmlns:w10="urn:schemas-microsoft-com:office:word" xmlns:w="http://schemas.openxmlformats.org/wordprocessingml/2006/main" xmlns:w14="http://schemas.microsoft.com/office/word/2010/wordml" xmlns:w15="http://schemas.microsoft.com/office/word/2012/wordml" xmlns:w16cex="http://schemas.microsoft.com/office/word/2018/wordml/cex" xmlns:w16cid="http://schemas.microsoft.com/office/word/2016/wordml/cid" xmlns:w16="http://schemas.microsoft.com/office/word/2018/wordml" xmlns:w16du="http://schemas.microsoft.com/office/word/2023/wordml/word16du" xmlns:w16sdtdh="http://schemas.microsoft.com/office/word/2020/wordml/sdtdatahash" xmlns:w16sdtfl="http://schemas.microsoft.com/office/word/2024/wordml/sdtformatlock" xmlns:w16se="http://schemas.microsoft.com/office/word/2015/wordml/symex" xmlns:wpg="http://schemas.microsoft.com/office/word/2010/wordprocessingGroup" xmlns:wpi="http://schemas.microsoft.com/office/word/2010/wordprocessingInk" xmlns:wne="http://schemas.microsoft.com/office/word/2006/wordml" xmlns:wps="http://schemas.microsoft.com/office/word/2010/wordprocessingShape" mc:Ignorable="w14 w15 w16se w16cid w16 w16cex w16sdtdh w16sdtfl w16du wp14">
+<w:ftr xmlns:wpc="http://schemas.microsoft.com/office/word/2010/wordprocessingCanvas" xmlns:cx="http://schemas.microsoft.com/office/drawing/2014/chartex" xmlns:cx1="http://schemas.microsoft.com/office/drawing/2015/9/8/chartex" xmlns:cx2="http://schemas.microsoft.com/office/drawing/2015/10/21/chartex" xmlns:cx3="http://schemas.microsoft.com/office/drawing/2016/5/9/chartex" xmlns:cx4="http://schemas.microsoft.com/office/drawing/2016/5/10/chartex" xmlns:cx5="http://schemas.microsoft.com/office/drawing/2016/5/11/chartex" xmlns:cx6="http://schemas.microsoft.com/office/drawing/2016/5/12/chartex" xmlns:cx7="http://schemas.microsoft.com/office/drawing/2016/5/13/chartex" xmlns:cx8="http://schemas.microsoft.com/office/drawing/2016/5/14/chartex" xmlns:mc="http://schemas.openxmlformats.org/markup-compatibility/2006" xmlns:aink="http://schemas.microsoft.com/office/drawing/2016/ink" xmlns:am3d="http://schemas.microsoft.com/office/drawing/2017/model3d" xmlns:o="urn:schemas-microsoft-com:office:office" xmlns:r="http://schemas.openxmlformats.org/officeDocument/2006/relationships" xmlns:m="http://schemas.openxmlformats.org/officeDocument/2006/math" xmlns:v="urn:schemas-microsoft-com:vml" xmlns:wp14="http://schemas.microsoft.com/office/word/2010/wordprocessingDrawing" xmlns:wp="http://schemas.openxmlformats.org/drawingml/2006/wordprocessingDrawing" xmlns:w10="urn:schemas-microsoft-com:office:word" xmlns:w="http://schemas.openxmlformats.org/wordprocessingml/2006/main" xmlns:w14="http://schemas.microsoft.com/office/word/2010/wordml" xmlns:w15="http://schemas.microsoft.com/office/word/2012/wordml" xmlns:w16cex="http://schemas.microsoft.com/office/word/2018/wordml/cex" xmlns:w16cid="http://schemas.microsoft.com/office/word/2016/wordml/cid" xmlns:w16="http://schemas.microsoft.com/office/word/2018/wordml" xmlns:w16sdtdh="http://schemas.microsoft.com/office/word/2020/wordml/sdtdatahash" xmlns:w16se="http://schemas.microsoft.com/office/word/2015/wordml/symex" xmlns:wpg="http://schemas.microsoft.com/office/word/2010/wordprocessingGroup" xmlns:wpi="http://schemas.microsoft.com/office/word/2010/wordprocessingInk" xmlns:wne="http://schemas.microsoft.com/office/word/2006/wordml" xmlns:wps="http://schemas.microsoft.com/office/word/2010/wordprocessingShape" mc:Ignorable="w14 w15 w16se w16cid w16 w16cex w16sdtdh wp14">
   <w:p>
     <w:pPr>
       <w:pStyle w:val="Footer"/>
@@ -856,7 +1021,7 @@
             </wp:anchor>
           </w:drawing>
         </mc:Choice>
-        <mc:Fallback>
+        <mc:Fallback xmlns:w16sdtfl="http://schemas.microsoft.com/office/word/2024/wordml/sdtformatlock" xmlns:w16du="http://schemas.microsoft.com/office/word/2023/wordml/word16du" xmlns:oel="http://schemas.microsoft.com/office/2019/extlst">
           <w:pict>
             <v:rect w14:anchorId="4609FEFC" id="Rectangle 5" o:spid="_x0000_s1026" style="position:absolute;margin-left:-31.7pt;margin-top:10.85pt;width:645.15pt;height:5.5pt;z-index:251658240;visibility:visible;mso-wrap-style:square;mso-width-percent:0;mso-height-percent:0;mso-wrap-distance-left:9pt;mso-wrap-distance-top:0;mso-wrap-distance-right:9pt;mso-wrap-distance-bottom:0;mso-position-horizontal:absolute;mso-position-horizontal-relative:text;mso-position-vertical:absolute;mso-position-vertical-relative:text;mso-width-percent:0;mso-height-percent:0;mso-width-relative:margin;mso-height-relative:margin;v-text-anchor:middle" o:gfxdata="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" fillcolor="black [3213]" strokecolor="black [1600]" strokeweight="2pt">
               <v:textbox>
@@ -942,8 +1107,29 @@
         <w:szCs w:val="22"/>
         <w:shd w:val="clear" w:color="auto" w:fill="FFFFFF"/>
       </w:rPr>
-      <w:t xml:space="preserve">T19 Tower, Ranigunj, </w:t>
+      <w:t xml:space="preserve">T19 Tower, </w:t>
     </w:r>
+    <w:proofErr w:type="spellStart"/>
+    <w:r>
+      <w:rPr>
+        <w:color w:val="000000" w:themeColor="text1"/>
+        <w:sz w:val="22"/>
+        <w:szCs w:val="22"/>
+        <w:shd w:val="clear" w:color="auto" w:fill="FFFFFF"/>
+      </w:rPr>
+      <w:t>Ranigunj</w:t>
+    </w:r>
+    <w:proofErr w:type="spellEnd"/>
+    <w:r>
+      <w:rPr>
+        <w:color w:val="000000" w:themeColor="text1"/>
+        <w:sz w:val="22"/>
+        <w:szCs w:val="22"/>
+        <w:shd w:val="clear" w:color="auto" w:fill="FFFFFF"/>
+      </w:rPr>
+      <w:t xml:space="preserve">, </w:t>
+    </w:r>
+    <w:proofErr w:type="spellStart"/>
     <w:r>
       <w:rPr>
         <w:color w:val="000000" w:themeColor="text1"/>
@@ -960,7 +1146,17 @@
         <w:szCs w:val="22"/>
         <w:shd w:val="clear" w:color="auto" w:fill="FFFFFF"/>
       </w:rPr>
-      <w:t xml:space="preserve">cunderabad, Hyderabad – 500003, </w:t>
+      <w:t>cunderabad</w:t>
+    </w:r>
+    <w:proofErr w:type="spellEnd"/>
+    <w:r>
+      <w:rPr>
+        <w:color w:val="000000" w:themeColor="text1"/>
+        <w:sz w:val="22"/>
+        <w:szCs w:val="22"/>
+        <w:shd w:val="clear" w:color="auto" w:fill="FFFFFF"/>
+      </w:rPr>
+      <w:t xml:space="preserve">, Hyderabad – 500003, </w:t>
     </w:r>
     <w:r>
       <w:rPr>
@@ -1165,7 +1361,7 @@
 </file>
 
 <file path=word/footnotes.xml><?xml version="1.0" encoding="utf-8"?>
-<w:footnotes xmlns:wpc="http://schemas.microsoft.com/office/word/2010/wordprocessingCanvas" xmlns:cx="http://schemas.microsoft.com/office/drawing/2014/chartex" xmlns:cx1="http://schemas.microsoft.com/office/drawing/2015/9/8/chartex" xmlns:cx2="http://schemas.microsoft.com/office/drawing/2015/10/21/chartex" xmlns:cx3="http://schemas.microsoft.com/office/drawing/2016/5/9/chartex" xmlns:cx4="http://schemas.microsoft.com/office/drawing/2016/5/10/chartex" xmlns:cx5="http://schemas.microsoft.com/office/drawing/2016/5/11/chartex" xmlns:cx6="http://schemas.microsoft.com/office/drawing/2016/5/12/chartex" xmlns:cx7="http://schemas.microsoft.com/office/drawing/2016/5/13/chartex" xmlns:cx8="http://schemas.microsoft.com/office/drawing/2016/5/14/chartex" xmlns:mc="http://schemas.openxmlformats.org/markup-compatibility/2006" xmlns:aink="http://schemas.microsoft.com/office/drawing/2016/ink" xmlns:am3d="http://schemas.microsoft.com/office/drawing/2017/model3d" xmlns:o="urn:schemas-microsoft-com:office:office" xmlns:oel="http://schemas.microsoft.com/office/2019/extlst" xmlns:r="http://schemas.openxmlformats.org/officeDocument/2006/relationships" xmlns:m="http://schemas.openxmlformats.org/officeDocument/2006/math" xmlns:v="urn:schemas-microsoft-com:vml" xmlns:wp14="http://schemas.microsoft.com/office/word/2010/wordprocessingDrawing" xmlns:wp="http://schemas.openxmlformats.org/drawingml/2006/wordprocessingDrawing" xmlns:w10="urn:schemas-microsoft-com:office:word" xmlns:w="http://schemas.openxmlformats.org/wordprocessingml/2006/main" xmlns:w14="http://schemas.microsoft.com/office/word/2010/wordml" xmlns:w15="http://schemas.microsoft.com/office/word/2012/wordml" xmlns:w16cex="http://schemas.microsoft.com/office/word/2018/wordml/cex" xmlns:w16cid="http://schemas.microsoft.com/office/word/2016/wordml/cid" xmlns:w16="http://schemas.microsoft.com/office/word/2018/wordml" xmlns:w16du="http://schemas.microsoft.com/office/word/2023/wordml/word16du" xmlns:w16sdtdh="http://schemas.microsoft.com/office/word/2020/wordml/sdtdatahash" xmlns:w16sdtfl="http://schemas.microsoft.com/office/word/2024/wordml/sdtformatlock" xmlns:w16se="http://schemas.microsoft.com/office/word/2015/wordml/symex" xmlns:wpg="http://schemas.microsoft.com/office/word/2010/wordprocessingGroup" xmlns:wpi="http://schemas.microsoft.com/office/word/2010/wordprocessingInk" xmlns:wne="http://schemas.microsoft.com/office/word/2006/wordml" xmlns:wps="http://schemas.microsoft.com/office/word/2010/wordprocessingShape" mc:Ignorable="w14 w15 w16se w16cid w16 w16cex w16sdtdh w16sdtfl w16du wp14">
+<w:footnotes xmlns:wpc="http://schemas.microsoft.com/office/word/2010/wordprocessingCanvas" xmlns:cx="http://schemas.microsoft.com/office/drawing/2014/chartex" xmlns:cx1="http://schemas.microsoft.com/office/drawing/2015/9/8/chartex" xmlns:cx2="http://schemas.microsoft.com/office/drawing/2015/10/21/chartex" xmlns:cx3="http://schemas.microsoft.com/office/drawing/2016/5/9/chartex" xmlns:cx4="http://schemas.microsoft.com/office/drawing/2016/5/10/chartex" xmlns:cx5="http://schemas.microsoft.com/office/drawing/2016/5/11/chartex" xmlns:cx6="http://schemas.microsoft.com/office/drawing/2016/5/12/chartex" xmlns:cx7="http://schemas.microsoft.com/office/drawing/2016/5/13/chartex" xmlns:cx8="http://schemas.microsoft.com/office/drawing/2016/5/14/chartex" xmlns:mc="http://schemas.openxmlformats.org/markup-compatibility/2006" xmlns:aink="http://schemas.microsoft.com/office/drawing/2016/ink" xmlns:am3d="http://schemas.microsoft.com/office/drawing/2017/model3d" xmlns:o="urn:schemas-microsoft-com:office:office" xmlns:r="http://schemas.openxmlformats.org/officeDocument/2006/relationships" xmlns:m="http://schemas.openxmlformats.org/officeDocument/2006/math" xmlns:v="urn:schemas-microsoft-com:vml" xmlns:wp14="http://schemas.microsoft.com/office/word/2010/wordprocessingDrawing" xmlns:wp="http://schemas.openxmlformats.org/drawingml/2006/wordprocessingDrawing" xmlns:w10="urn:schemas-microsoft-com:office:word" xmlns:w="http://schemas.openxmlformats.org/wordprocessingml/2006/main" xmlns:w14="http://schemas.microsoft.com/office/word/2010/wordml" xmlns:w15="http://schemas.microsoft.com/office/word/2012/wordml" xmlns:w16cex="http://schemas.microsoft.com/office/word/2018/wordml/cex" xmlns:w16cid="http://schemas.microsoft.com/office/word/2016/wordml/cid" xmlns:w16="http://schemas.microsoft.com/office/word/2018/wordml" xmlns:w16sdtdh="http://schemas.microsoft.com/office/word/2020/wordml/sdtdatahash" xmlns:w16se="http://schemas.microsoft.com/office/word/2015/wordml/symex" xmlns:wpg="http://schemas.microsoft.com/office/word/2010/wordprocessingGroup" xmlns:wpi="http://schemas.microsoft.com/office/word/2010/wordprocessingInk" xmlns:wne="http://schemas.microsoft.com/office/word/2006/wordml" xmlns:wps="http://schemas.microsoft.com/office/word/2010/wordprocessingShape" mc:Ignorable="w14 w15 w16se w16cid w16 w16cex w16sdtdh wp14">
   <w:footnote w:type="separator" w:id="-1">
     <w:p>
       <w:pPr>
@@ -1190,7 +1386,7 @@
 </file>
 
 <file path=word/header1.xml><?xml version="1.0" encoding="utf-8"?>
-<w:hdr xmlns:wpc="http://schemas.microsoft.com/office/word/2010/wordprocessingCanvas" xmlns:cx="http://schemas.microsoft.com/office/drawing/2014/chartex" xmlns:cx1="http://schemas.microsoft.com/office/drawing/2015/9/8/chartex" xmlns:cx2="http://schemas.microsoft.com/office/drawing/2015/10/21/chartex" xmlns:cx3="http://schemas.microsoft.com/office/drawing/2016/5/9/chartex" xmlns:cx4="http://schemas.microsoft.com/office/drawing/2016/5/10/chartex" xmlns:cx5="http://schemas.microsoft.com/office/drawing/2016/5/11/chartex" xmlns:cx6="http://schemas.microsoft.com/office/drawing/2016/5/12/chartex" xmlns:cx7="http://schemas.microsoft.com/office/drawing/2016/5/13/chartex" xmlns:cx8="http://schemas.microsoft.com/office/drawing/2016/5/14/chartex" xmlns:mc="http://schemas.openxmlformats.org/markup-compatibility/2006" xmlns:aink="http://schemas.microsoft.com/office/drawing/2016/ink" xmlns:am3d="http://schemas.microsoft.com/office/drawing/2017/model3d" xmlns:o="urn:schemas-microsoft-com:office:office" xmlns:oel="http://schemas.microsoft.com/office/2019/extlst" xmlns:r="http://schemas.openxmlformats.org/officeDocument/2006/relationships" xmlns:m="http://schemas.openxmlformats.org/officeDocument/2006/math" xmlns:v="urn:schemas-microsoft-com:vml" xmlns:wp14="http://schemas.microsoft.com/office/word/2010/wordprocessingDrawing" xmlns:wp="http://schemas.openxmlformats.org/drawingml/2006/wordprocessingDrawing" xmlns:w10="urn:schemas-microsoft-com:office:word" xmlns:w="http://schemas.openxmlformats.org/wordprocessingml/2006/main" xmlns:w14="http://schemas.microsoft.com/office/word/2010/wordml" xmlns:w15="http://schemas.microsoft.com/office/word/2012/wordml" xmlns:w16cex="http://schemas.microsoft.com/office/word/2018/wordml/cex" xmlns:w16cid="http://schemas.microsoft.com/office/word/2016/wordml/cid" xmlns:w16="http://schemas.microsoft.com/office/word/2018/wordml" xmlns:w16du="http://schemas.microsoft.com/office/word/2023/wordml/word16du" xmlns:w16sdtdh="http://schemas.microsoft.com/office/word/2020/wordml/sdtdatahash" xmlns:w16sdtfl="http://schemas.microsoft.com/office/word/2024/wordml/sdtformatlock" xmlns:w16se="http://schemas.microsoft.com/office/word/2015/wordml/symex" xmlns:wpg="http://schemas.microsoft.com/office/word/2010/wordprocessingGroup" xmlns:wpi="http://schemas.microsoft.com/office/word/2010/wordprocessingInk" xmlns:wne="http://schemas.microsoft.com/office/word/2006/wordml" xmlns:wps="http://schemas.microsoft.com/office/word/2010/wordprocessingShape" mc:Ignorable="w14 w15 w16se w16cid w16 w16cex w16sdtdh w16sdtfl w16du wp14">
+<w:hdr xmlns:wpc="http://schemas.microsoft.com/office/word/2010/wordprocessingCanvas" xmlns:cx="http://schemas.microsoft.com/office/drawing/2014/chartex" xmlns:cx1="http://schemas.microsoft.com/office/drawing/2015/9/8/chartex" xmlns:cx2="http://schemas.microsoft.com/office/drawing/2015/10/21/chartex" xmlns:cx3="http://schemas.microsoft.com/office/drawing/2016/5/9/chartex" xmlns:cx4="http://schemas.microsoft.com/office/drawing/2016/5/10/chartex" xmlns:cx5="http://schemas.microsoft.com/office/drawing/2016/5/11/chartex" xmlns:cx6="http://schemas.microsoft.com/office/drawing/2016/5/12/chartex" xmlns:cx7="http://schemas.microsoft.com/office/drawing/2016/5/13/chartex" xmlns:cx8="http://schemas.microsoft.com/office/drawing/2016/5/14/chartex" xmlns:mc="http://schemas.openxmlformats.org/markup-compatibility/2006" xmlns:aink="http://schemas.microsoft.com/office/drawing/2016/ink" xmlns:am3d="http://schemas.microsoft.com/office/drawing/2017/model3d" xmlns:o="urn:schemas-microsoft-com:office:office" xmlns:r="http://schemas.openxmlformats.org/officeDocument/2006/relationships" xmlns:m="http://schemas.openxmlformats.org/officeDocument/2006/math" xmlns:v="urn:schemas-microsoft-com:vml" xmlns:wp14="http://schemas.microsoft.com/office/word/2010/wordprocessingDrawing" xmlns:wp="http://schemas.openxmlformats.org/drawingml/2006/wordprocessingDrawing" xmlns:w10="urn:schemas-microsoft-com:office:word" xmlns:w="http://schemas.openxmlformats.org/wordprocessingml/2006/main" xmlns:w14="http://schemas.microsoft.com/office/word/2010/wordml" xmlns:w15="http://schemas.microsoft.com/office/word/2012/wordml" xmlns:w16cex="http://schemas.microsoft.com/office/word/2018/wordml/cex" xmlns:w16cid="http://schemas.microsoft.com/office/word/2016/wordml/cid" xmlns:w16="http://schemas.microsoft.com/office/word/2018/wordml" xmlns:w16sdtdh="http://schemas.microsoft.com/office/word/2020/wordml/sdtdatahash" xmlns:w16se="http://schemas.microsoft.com/office/word/2015/wordml/symex" xmlns:wpg="http://schemas.microsoft.com/office/word/2010/wordprocessingGroup" xmlns:wpi="http://schemas.microsoft.com/office/word/2010/wordprocessingInk" xmlns:wne="http://schemas.microsoft.com/office/word/2006/wordml" xmlns:wps="http://schemas.microsoft.com/office/word/2010/wordprocessingShape" mc:Ignorable="w14 w15 w16se w16cid w16 w16cex w16sdtdh wp14">
   <w:p>
     <w:pPr>
       <w:pStyle w:val="NormalWeb"/>
@@ -1331,7 +1527,7 @@
             </wp:anchor>
           </w:drawing>
         </mc:Choice>
-        <mc:Fallback>
+        <mc:Fallback xmlns:w16sdtfl="http://schemas.microsoft.com/office/word/2024/wordml/sdtformatlock" xmlns:w16du="http://schemas.microsoft.com/office/word/2023/wordml/word16du" xmlns:oel="http://schemas.microsoft.com/office/2019/extlst">
           <w:pict>
             <v:line w14:anchorId="58872C42" id="Straight Connector 3" o:spid="_x0000_s1026" style="position:absolute;z-index:251657216;visibility:visible;mso-wrap-style:square;mso-width-percent:0;mso-height-percent:0;mso-wrap-distance-left:9pt;mso-wrap-distance-top:0;mso-wrap-distance-right:9pt;mso-wrap-distance-bottom:0;mso-position-horizontal:absolute;mso-position-horizontal-relative:text;mso-position-vertical:absolute;mso-position-vertical-relative:text;mso-width-percent:0;mso-height-percent:0;mso-width-relative:margin;mso-height-relative:margin" from="-2.15pt,4.4pt" to="626.35pt,4.4pt" o:gfxdata="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" strokecolor="black [3200]" strokeweight="2pt">
               <v:shadow on="t" color="black" opacity="24903f" origin=",.5" offset="0,.55556mm"/>
@@ -1345,7 +1541,7 @@
 </file>
 
 <file path=word/numbering.xml><?xml version="1.0" encoding="utf-8"?>
-<w:numbering xmlns:wpc="http://schemas.microsoft.com/office/word/2010/wordprocessingCanvas" xmlns:cx="http://schemas.microsoft.com/office/drawing/2014/chartex" xmlns:cx1="http://schemas.microsoft.com/office/drawing/2015/9/8/chartex" xmlns:cx2="http://schemas.microsoft.com/office/drawing/2015/10/21/chartex" xmlns:cx3="http://schemas.microsoft.com/office/drawing/2016/5/9/chartex" xmlns:cx4="http://schemas.microsoft.com/office/drawing/2016/5/10/chartex" xmlns:cx5="http://schemas.microsoft.com/office/drawing/2016/5/11/chartex" xmlns:cx6="http://schemas.microsoft.com/office/drawing/2016/5/12/chartex" xmlns:cx7="http://schemas.microsoft.com/office/drawing/2016/5/13/chartex" xmlns:cx8="http://schemas.microsoft.com/office/drawing/2016/5/14/chartex" xmlns:mc="http://schemas.openxmlformats.org/markup-compatibility/2006" xmlns:aink="http://schemas.microsoft.com/office/drawing/2016/ink" xmlns:am3d="http://schemas.microsoft.com/office/drawing/2017/model3d" xmlns:o="urn:schemas-microsoft-com:office:office" xmlns:oel="http://schemas.microsoft.com/office/2019/extlst" xmlns:r="http://schemas.openxmlformats.org/officeDocument/2006/relationships" xmlns:m="http://schemas.openxmlformats.org/officeDocument/2006/math" xmlns:v="urn:schemas-microsoft-com:vml" xmlns:wp14="http://schemas.microsoft.com/office/word/2010/wordprocessingDrawing" xmlns:wp="http://schemas.openxmlformats.org/drawingml/2006/wordprocessingDrawing" xmlns:w10="urn:schemas-microsoft-com:office:word" xmlns:w="http://schemas.openxmlformats.org/wordprocessingml/2006/main" xmlns:w14="http://schemas.microsoft.com/office/word/2010/wordml" xmlns:w15="http://schemas.microsoft.com/office/word/2012/wordml" xmlns:w16cex="http://schemas.microsoft.com/office/word/2018/wordml/cex" xmlns:w16cid="http://schemas.microsoft.com/office/word/2016/wordml/cid" xmlns:w16="http://schemas.microsoft.com/office/word/2018/wordml" xmlns:w16du="http://schemas.microsoft.com/office/word/2023/wordml/word16du" xmlns:w16sdtdh="http://schemas.microsoft.com/office/word/2020/wordml/sdtdatahash" xmlns:w16sdtfl="http://schemas.microsoft.com/office/word/2024/wordml/sdtformatlock" xmlns:w16se="http://schemas.microsoft.com/office/word/2015/wordml/symex" xmlns:wpg="http://schemas.microsoft.com/office/word/2010/wordprocessingGroup" xmlns:wpi="http://schemas.microsoft.com/office/word/2010/wordprocessingInk" xmlns:wne="http://schemas.microsoft.com/office/word/2006/wordml" xmlns:wps="http://schemas.microsoft.com/office/word/2010/wordprocessingShape" mc:Ignorable="w14 w15 w16se w16cid w16 w16cex w16sdtdh w16sdtfl w16du wp14">
+<w:numbering xmlns:wpc="http://schemas.microsoft.com/office/word/2010/wordprocessingCanvas" xmlns:cx="http://schemas.microsoft.com/office/drawing/2014/chartex" xmlns:cx1="http://schemas.microsoft.com/office/drawing/2015/9/8/chartex" xmlns:cx2="http://schemas.microsoft.com/office/drawing/2015/10/21/chartex" xmlns:cx3="http://schemas.microsoft.com/office/drawing/2016/5/9/chartex" xmlns:cx4="http://schemas.microsoft.com/office/drawing/2016/5/10/chartex" xmlns:cx5="http://schemas.microsoft.com/office/drawing/2016/5/11/chartex" xmlns:cx6="http://schemas.microsoft.com/office/drawing/2016/5/12/chartex" xmlns:cx7="http://schemas.microsoft.com/office/drawing/2016/5/13/chartex" xmlns:cx8="http://schemas.microsoft.com/office/drawing/2016/5/14/chartex" xmlns:mc="http://schemas.openxmlformats.org/markup-compatibility/2006" xmlns:aink="http://schemas.microsoft.com/office/drawing/2016/ink" xmlns:am3d="http://schemas.microsoft.com/office/drawing/2017/model3d" xmlns:o="urn:schemas-microsoft-com:office:office" xmlns:r="http://schemas.openxmlformats.org/officeDocument/2006/relationships" xmlns:m="http://schemas.openxmlformats.org/officeDocument/2006/math" xmlns:v="urn:schemas-microsoft-com:vml" xmlns:wp14="http://schemas.microsoft.com/office/word/2010/wordprocessingDrawing" xmlns:wp="http://schemas.openxmlformats.org/drawingml/2006/wordprocessingDrawing" xmlns:w10="urn:schemas-microsoft-com:office:word" xmlns:w="http://schemas.openxmlformats.org/wordprocessingml/2006/main" xmlns:w14="http://schemas.microsoft.com/office/word/2010/wordml" xmlns:w15="http://schemas.microsoft.com/office/word/2012/wordml" xmlns:w16cex="http://schemas.microsoft.com/office/word/2018/wordml/cex" xmlns:w16cid="http://schemas.microsoft.com/office/word/2016/wordml/cid" xmlns:w16="http://schemas.microsoft.com/office/word/2018/wordml" xmlns:w16sdtdh="http://schemas.microsoft.com/office/word/2020/wordml/sdtdatahash" xmlns:w16se="http://schemas.microsoft.com/office/word/2015/wordml/symex" xmlns:wpg="http://schemas.microsoft.com/office/word/2010/wordprocessingGroup" xmlns:wpi="http://schemas.microsoft.com/office/word/2010/wordprocessingInk" xmlns:wne="http://schemas.microsoft.com/office/word/2006/wordml" xmlns:wps="http://schemas.microsoft.com/office/word/2010/wordprocessingShape" mc:Ignorable="w14 w15 w16se w16cid w16 w16cex w16sdtdh wp14">
   <w:abstractNum w:abstractNumId="0" w15:restartNumberingAfterBreak="0">
     <w:nsid w:val="2800419E"/>
     <w:multiLevelType w:val="multilevel"/>
@@ -1685,20 +1881,20 @@
       </w:pPr>
     </w:lvl>
   </w:abstractNum>
-  <w:num w:numId="1" w16cid:durableId="1579947990">
+  <w:num w:numId="1">
     <w:abstractNumId w:val="1"/>
   </w:num>
-  <w:num w:numId="2" w16cid:durableId="1461537776">
+  <w:num w:numId="2">
     <w:abstractNumId w:val="0"/>
   </w:num>
-  <w:num w:numId="3" w16cid:durableId="87577179">
+  <w:num w:numId="3">
     <w:abstractNumId w:val="2"/>
   </w:num>
 </w:numbering>
 </file>
 
 <file path=word/styles.xml><?xml version="1.0" encoding="utf-8"?>
-<w:styles xmlns:mc="http://schemas.openxmlformats.org/markup-compatibility/2006" xmlns:r="http://schemas.openxmlformats.org/officeDocument/2006/relationships" xmlns:w="http://schemas.openxmlformats.org/wordprocessingml/2006/main" xmlns:w14="http://schemas.microsoft.com/office/word/2010/wordml" xmlns:w15="http://schemas.microsoft.com/office/word/2012/wordml" xmlns:w16cex="http://schemas.microsoft.com/office/word/2018/wordml/cex" xmlns:w16cid="http://schemas.microsoft.com/office/word/2016/wordml/cid" xmlns:w16="http://schemas.microsoft.com/office/word/2018/wordml" xmlns:w16du="http://schemas.microsoft.com/office/word/2023/wordml/word16du" xmlns:w16sdtdh="http://schemas.microsoft.com/office/word/2020/wordml/sdtdatahash" xmlns:w16sdtfl="http://schemas.microsoft.com/office/word/2024/wordml/sdtformatlock" xmlns:w16se="http://schemas.microsoft.com/office/word/2015/wordml/symex" mc:Ignorable="w14 w15 w16se w16cid w16 w16cex w16sdtdh w16sdtfl w16du">
+<w:styles xmlns:mc="http://schemas.openxmlformats.org/markup-compatibility/2006" xmlns:r="http://schemas.openxmlformats.org/officeDocument/2006/relationships" xmlns:w="http://schemas.openxmlformats.org/wordprocessingml/2006/main" xmlns:w14="http://schemas.microsoft.com/office/word/2010/wordml" xmlns:w15="http://schemas.microsoft.com/office/word/2012/wordml" xmlns:w16cex="http://schemas.microsoft.com/office/word/2018/wordml/cex" xmlns:w16cid="http://schemas.microsoft.com/office/word/2016/wordml/cid" xmlns:w16="http://schemas.microsoft.com/office/word/2018/wordml" xmlns:w16sdtdh="http://schemas.microsoft.com/office/word/2020/wordml/sdtdatahash" xmlns:w16se="http://schemas.microsoft.com/office/word/2015/wordml/symex" mc:Ignorable="w14 w15 w16se w16cid w16 w16cex w16sdtdh">
   <w:docDefaults>
     <w:rPrDefault>
       <w:rPr>

--- a/templates_docx/SM_Square_Letter_Head_Registration_guarantor.docx
+++ b/templates_docx/SM_Square_Letter_Head_Registration_guarantor.docx
@@ -1,19 +1,9 @@
 
 <file path=word/document.xml><?xml version="1.0" encoding="utf-8"?>
-<w:document xmlns:wpc="http://schemas.microsoft.com/office/word/2010/wordprocessingCanvas" xmlns:cx="http://schemas.microsoft.com/office/drawing/2014/chartex" xmlns:cx1="http://schemas.microsoft.com/office/drawing/2015/9/8/chartex" xmlns:cx2="http://schemas.microsoft.com/office/drawing/2015/10/21/chartex" xmlns:cx3="http://schemas.microsoft.com/office/drawing/2016/5/9/chartex" xmlns:cx4="http://schemas.microsoft.com/office/drawing/2016/5/10/chartex" xmlns:cx5="http://schemas.microsoft.com/office/drawing/2016/5/11/chartex" xmlns:cx6="http://schemas.microsoft.com/office/drawing/2016/5/12/chartex" xmlns:cx7="http://schemas.microsoft.com/office/drawing/2016/5/13/chartex" xmlns:cx8="http://schemas.microsoft.com/office/drawing/2016/5/14/chartex" xmlns:mc="http://schemas.openxmlformats.org/markup-compatibility/2006" xmlns:aink="http://schemas.microsoft.com/office/drawing/2016/ink" xmlns:am3d="http://schemas.microsoft.com/office/drawing/2017/model3d" xmlns:o="urn:schemas-microsoft-com:office:office" xmlns:r="http://schemas.openxmlformats.org/officeDocument/2006/relationships" xmlns:m="http://schemas.openxmlformats.org/officeDocument/2006/math" xmlns:v="urn:schemas-microsoft-com:vml" xmlns:wp14="http://schemas.microsoft.com/office/word/2010/wordprocessingDrawing" xmlns:wp="http://schemas.openxmlformats.org/drawingml/2006/wordprocessingDrawing" xmlns:w10="urn:schemas-microsoft-com:office:word" xmlns:w="http://schemas.openxmlformats.org/wordprocessingml/2006/main" xmlns:w14="http://schemas.microsoft.com/office/word/2010/wordml" xmlns:w15="http://schemas.microsoft.com/office/word/2012/wordml" xmlns:w16cex="http://schemas.microsoft.com/office/word/2018/wordml/cex" xmlns:w16cid="http://schemas.microsoft.com/office/word/2016/wordml/cid" xmlns:w16="http://schemas.microsoft.com/office/word/2018/wordml" xmlns:w16sdtdh="http://schemas.microsoft.com/office/word/2020/wordml/sdtdatahash" xmlns:w16se="http://schemas.microsoft.com/office/word/2015/wordml/symex" xmlns:wpg="http://schemas.microsoft.com/office/word/2010/wordprocessingGroup" xmlns:wpi="http://schemas.microsoft.com/office/word/2010/wordprocessingInk" xmlns:wne="http://schemas.microsoft.com/office/word/2006/wordml" xmlns:wps="http://schemas.microsoft.com/office/word/2010/wordprocessingShape" mc:Ignorable="w14 w15 w16se w16cid w16 w16cex w16sdtdh wp14">
+<w:document xmlns:wpc="http://schemas.microsoft.com/office/word/2010/wordprocessingCanvas" xmlns:cx="http://schemas.microsoft.com/office/drawing/2014/chartex" xmlns:cx1="http://schemas.microsoft.com/office/drawing/2015/9/8/chartex" xmlns:cx2="http://schemas.microsoft.com/office/drawing/2015/10/21/chartex" xmlns:cx3="http://schemas.microsoft.com/office/drawing/2016/5/9/chartex" xmlns:cx4="http://schemas.microsoft.com/office/drawing/2016/5/10/chartex" xmlns:cx5="http://schemas.microsoft.com/office/drawing/2016/5/11/chartex" xmlns:cx6="http://schemas.microsoft.com/office/drawing/2016/5/12/chartex" xmlns:cx7="http://schemas.microsoft.com/office/drawing/2016/5/13/chartex" xmlns:cx8="http://schemas.microsoft.com/office/drawing/2016/5/14/chartex" xmlns:mc="http://schemas.openxmlformats.org/markup-compatibility/2006" xmlns:aink="http://schemas.microsoft.com/office/drawing/2016/ink" xmlns:am3d="http://schemas.microsoft.com/office/drawing/2017/model3d" xmlns:o="urn:schemas-microsoft-com:office:office" xmlns:oel="http://schemas.microsoft.com/office/2019/extlst" xmlns:r="http://schemas.openxmlformats.org/officeDocument/2006/relationships" xmlns:m="http://schemas.openxmlformats.org/officeDocument/2006/math" xmlns:v="urn:schemas-microsoft-com:vml" xmlns:wp14="http://schemas.microsoft.com/office/word/2010/wordprocessingDrawing" xmlns:wp="http://schemas.openxmlformats.org/drawingml/2006/wordprocessingDrawing" xmlns:w10="urn:schemas-microsoft-com:office:word" xmlns:w="http://schemas.openxmlformats.org/wordprocessingml/2006/main" xmlns:w14="http://schemas.microsoft.com/office/word/2010/wordml" xmlns:w15="http://schemas.microsoft.com/office/word/2012/wordml" xmlns:w16cex="http://schemas.microsoft.com/office/word/2018/wordml/cex" xmlns:w16cid="http://schemas.microsoft.com/office/word/2016/wordml/cid" xmlns:w16="http://schemas.microsoft.com/office/word/2018/wordml" xmlns:w16du="http://schemas.microsoft.com/office/word/2023/wordml/word16du" xmlns:w16sdtdh="http://schemas.microsoft.com/office/word/2020/wordml/sdtdatahash" xmlns:w16sdtfl="http://schemas.microsoft.com/office/word/2024/wordml/sdtformatlock" xmlns:w16se="http://schemas.microsoft.com/office/word/2015/wordml/symex" xmlns:wpg="http://schemas.microsoft.com/office/word/2010/wordprocessingGroup" xmlns:wpi="http://schemas.microsoft.com/office/word/2010/wordprocessingInk" xmlns:wne="http://schemas.microsoft.com/office/word/2006/wordml" xmlns:wps="http://schemas.microsoft.com/office/word/2010/wordprocessingShape" mc:Ignorable="w14 w15 w16se w16cid w16 w16cex w16sdtdh w16sdtfl w16du wp14">
   <w:body>
     <w:p>
-      <w:pPr>
-        <w:rPr>
-          <w:b/>
-          <w:bCs/>
-        </w:rPr>
-      </w:pPr>
-      <w:r>
-        <w:rPr>
-          <w:b/>
-          <w:bCs/>
-        </w:rPr>
+      <w:r>
         <w:t xml:space="preserve">                                                                                                                                                   </w:t>
       </w:r>
     </w:p>
@@ -44,15 +34,16 @@
           <w:b/>
           <w:bCs/>
         </w:rPr>
-        <w:t xml:space="preserve">                                                                                                         </w:t>
-      </w:r>
+        <w:t xml:space="preserve">                                                                                                                                         </w:t>
+      </w:r>
+      <w:proofErr w:type="gramStart"/>
       <w:r>
         <w:rPr>
           <w:rFonts w:ascii="Arial" w:hAnsi="Arial" w:cs="Arial"/>
           <w:b/>
           <w:bCs/>
         </w:rPr>
-        <w:t xml:space="preserve">                               </w:t>
+        <w:t>Date:</w:t>
       </w:r>
       <w:r>
         <w:rPr>
@@ -60,33 +51,41 @@
           <w:b/>
           <w:bCs/>
         </w:rPr>
-        <w:t xml:space="preserve"> </w:t>
-      </w:r>
-      <w:proofErr w:type="gramStart"/>
+        <w:t>{</w:t>
+      </w:r>
+      <w:proofErr w:type="gramEnd"/>
       <w:r>
         <w:rPr>
           <w:rFonts w:ascii="Arial" w:hAnsi="Arial" w:cs="Arial"/>
           <w:b/>
           <w:bCs/>
         </w:rPr>
-        <w:t>Date:</w:t>
-      </w:r>
-      <w:r>
+        <w:t>{date}}</w:t>
+      </w:r>
+    </w:p>
+    <w:p>
+      <w:pPr>
         <w:rPr>
           <w:rFonts w:ascii="Arial" w:hAnsi="Arial" w:cs="Arial"/>
           <w:b/>
           <w:bCs/>
         </w:rPr>
-        <w:t>{</w:t>
-      </w:r>
-      <w:proofErr w:type="gramEnd"/>
+      </w:pPr>
       <w:r>
         <w:rPr>
           <w:rFonts w:ascii="Arial" w:hAnsi="Arial" w:cs="Arial"/>
           <w:b/>
           <w:bCs/>
         </w:rPr>
-        <w:t>{date}}</w:t>
+        <w:t xml:space="preserve">     </w:t>
+      </w:r>
+      <w:r>
+        <w:rPr>
+          <w:rFonts w:ascii="Arial" w:hAnsi="Arial" w:cs="Arial"/>
+          <w:b/>
+          <w:bCs/>
+        </w:rPr>
+        <w:t>To,</w:t>
       </w:r>
     </w:p>
     <w:p>
@@ -111,7 +110,7 @@
           <w:b/>
           <w:bCs/>
         </w:rPr>
-        <w:t>To,</w:t>
+        <w:t>{{name}}</w:t>
       </w:r>
     </w:p>
     <w:p>
@@ -136,7 +135,7 @@
           <w:b/>
           <w:bCs/>
         </w:rPr>
-        <w:t>{{name}}</w:t>
+        <w:t>{{address}}</w:t>
       </w:r>
     </w:p>
     <w:p>
@@ -147,13 +146,21 @@
           <w:bCs/>
         </w:rPr>
       </w:pPr>
+    </w:p>
+    <w:p>
+      <w:pPr>
+        <w:spacing w:after="160" w:line="259" w:lineRule="auto"/>
+        <w:rPr>
+          <w:rFonts w:ascii="Arial" w:hAnsi="Arial" w:cs="Arial"/>
+        </w:rPr>
+      </w:pPr>
       <w:r>
         <w:rPr>
           <w:rFonts w:ascii="Arial" w:hAnsi="Arial" w:cs="Arial"/>
           <w:b/>
           <w:bCs/>
         </w:rPr>
-        <w:t xml:space="preserve">     </w:t>
+        <w:t xml:space="preserve">      </w:t>
       </w:r>
       <w:r>
         <w:rPr>
@@ -161,17 +168,162 @@
           <w:b/>
           <w:bCs/>
         </w:rPr>
-        <w:t>{{address}}</w:t>
+        <w:t>Subject: Notice for Non-Registration of Financed Vehicle and Breach of Loan Agreement</w:t>
       </w:r>
     </w:p>
     <w:p>
       <w:pPr>
+        <w:spacing w:after="160" w:line="259" w:lineRule="auto"/>
+        <w:rPr>
+          <w:rFonts w:ascii="Arial" w:hAnsi="Arial" w:cs="Arial"/>
+        </w:rPr>
+      </w:pPr>
+      <w:r>
+        <w:rPr>
+          <w:rFonts w:ascii="Arial" w:hAnsi="Arial" w:cs="Arial"/>
+        </w:rPr>
+        <w:t xml:space="preserve">    </w:t>
+      </w:r>
+      <w:r>
+        <w:rPr>
+          <w:rFonts w:ascii="Arial" w:hAnsi="Arial" w:cs="Arial"/>
+        </w:rPr>
+        <w:t xml:space="preserve">Dear </w:t>
+      </w:r>
+      <w:r>
+        <w:rPr>
+          <w:rFonts w:ascii="Arial" w:hAnsi="Arial" w:cs="Arial"/>
+        </w:rPr>
+        <w:t>{{name}}</w:t>
+      </w:r>
+      <w:r>
+        <w:rPr>
+          <w:rFonts w:ascii="Arial" w:hAnsi="Arial" w:cs="Arial"/>
+        </w:rPr>
+        <w:t>,</w:t>
+      </w:r>
+    </w:p>
+    <w:p>
+      <w:pPr>
+        <w:spacing w:after="160" w:line="259" w:lineRule="auto"/>
+        <w:rPr>
+          <w:rFonts w:ascii="Arial" w:hAnsi="Arial" w:cs="Arial"/>
+        </w:rPr>
+      </w:pPr>
+      <w:r>
+        <w:rPr>
+          <w:rFonts w:ascii="Arial" w:hAnsi="Arial" w:cs="Arial"/>
+        </w:rPr>
+        <w:t xml:space="preserve">        </w:t>
+      </w:r>
+      <w:r>
+        <w:rPr>
+          <w:rFonts w:ascii="Arial" w:hAnsi="Arial" w:cs="Arial"/>
+        </w:rPr>
+        <w:t xml:space="preserve">This is to bring to your attention that, as per </w:t>
+      </w:r>
+      <w:r>
         <w:rPr>
           <w:rFonts w:ascii="Arial" w:hAnsi="Arial" w:cs="Arial"/>
           <w:b/>
           <w:bCs/>
         </w:rPr>
-      </w:pPr>
+        <w:t>Clause No. 9.1</w:t>
+      </w:r>
+      <w:r>
+        <w:rPr>
+          <w:rFonts w:ascii="Arial" w:hAnsi="Arial" w:cs="Arial"/>
+        </w:rPr>
+        <w:t xml:space="preserve"> of the Loan Agreement </w:t>
+      </w:r>
+      <w:proofErr w:type="gramStart"/>
+      <w:r>
+        <w:rPr>
+          <w:rFonts w:ascii="Arial" w:hAnsi="Arial" w:cs="Arial"/>
+        </w:rPr>
+        <w:t>of  loan</w:t>
+      </w:r>
+      <w:proofErr w:type="gramEnd"/>
+      <w:r>
+        <w:rPr>
+          <w:rFonts w:ascii="Arial" w:hAnsi="Arial" w:cs="Arial"/>
+        </w:rPr>
+        <w:t xml:space="preserve"> number </w:t>
+      </w:r>
+      <w:proofErr w:type="gramStart"/>
+      <w:r>
+        <w:rPr>
+          <w:rFonts w:ascii="Arial" w:hAnsi="Arial" w:cs="Arial"/>
+        </w:rPr>
+        <w:t xml:space="preserve">{{ </w:t>
+      </w:r>
+      <w:proofErr w:type="spellStart"/>
+      <w:r>
+        <w:rPr>
+          <w:rFonts w:ascii="Arial" w:hAnsi="Arial" w:cs="Arial"/>
+        </w:rPr>
+        <w:t>loan</w:t>
+      </w:r>
+      <w:proofErr w:type="gramEnd"/>
+      <w:r>
+        <w:rPr>
+          <w:rFonts w:ascii="Arial" w:hAnsi="Arial" w:cs="Arial"/>
+        </w:rPr>
+        <w:t>_</w:t>
+      </w:r>
+      <w:proofErr w:type="gramStart"/>
+      <w:r>
+        <w:rPr>
+          <w:rFonts w:ascii="Arial" w:hAnsi="Arial" w:cs="Arial"/>
+        </w:rPr>
+        <w:t>number</w:t>
+      </w:r>
+      <w:proofErr w:type="spellEnd"/>
+      <w:r>
+        <w:rPr>
+          <w:rFonts w:ascii="Arial" w:hAnsi="Arial" w:cs="Arial"/>
+        </w:rPr>
+        <w:t xml:space="preserve"> }</w:t>
+      </w:r>
+      <w:proofErr w:type="gramEnd"/>
+      <w:r>
+        <w:rPr>
+          <w:rFonts w:ascii="Arial" w:hAnsi="Arial" w:cs="Arial"/>
+        </w:rPr>
+        <w:t>}</w:t>
+      </w:r>
+      <w:r>
+        <w:rPr>
+          <w:rFonts w:ascii="Arial" w:hAnsi="Arial" w:cs="Arial"/>
+        </w:rPr>
+        <w:t xml:space="preserve"> and Vehicle No</w:t>
+      </w:r>
+      <w:r>
+        <w:rPr>
+          <w:rFonts w:ascii="Arial" w:hAnsi="Arial" w:cs="Arial"/>
+        </w:rPr>
+        <w:t xml:space="preserve"> </w:t>
+      </w:r>
+      <w:r>
+        <w:rPr>
+          <w:rFonts w:ascii="Arial" w:hAnsi="Arial" w:cs="Arial"/>
+        </w:rPr>
+        <w:t xml:space="preserve">executed between you as a Guarantor and SM Square Credit Services Private Limited, Borrower is obligated to complete the registration of the financed vehicle with the appropriate registering authority within </w:t>
+      </w:r>
+      <w:r>
+        <w:rPr>
+          <w:rFonts w:ascii="Arial" w:hAnsi="Arial" w:cs="Arial"/>
+          <w:b/>
+          <w:bCs/>
+        </w:rPr>
+        <w:t xml:space="preserve">30 (thirty) </w:t>
+      </w:r>
+      <w:r>
+        <w:rPr>
+          <w:rFonts w:ascii="Arial" w:hAnsi="Arial" w:cs="Arial"/>
+        </w:rPr>
+        <w:t>days from the date of delivery.</w:t>
+      </w:r>
     </w:p>
     <w:p>
       <w:pPr>
@@ -183,18 +335,14 @@
       <w:r>
         <w:rPr>
           <w:rFonts w:ascii="Arial" w:hAnsi="Arial" w:cs="Arial"/>
-          <w:b/>
-          <w:bCs/>
-        </w:rPr>
-        <w:t xml:space="preserve">      </w:t>
-      </w:r>
-      <w:r>
-        <w:rPr>
-          <w:rFonts w:ascii="Arial" w:hAnsi="Arial" w:cs="Arial"/>
-          <w:b/>
-          <w:bCs/>
-        </w:rPr>
-        <w:t>Subject: Notice for Non-Registration of Financed Vehicle and Breach of Loan Agreement</w:t>
+        </w:rPr>
+        <w:t xml:space="preserve">        </w:t>
+      </w:r>
+      <w:r>
+        <w:rPr>
+          <w:rFonts w:ascii="Arial" w:hAnsi="Arial" w:cs="Arial"/>
+        </w:rPr>
+        <w:t>However, it has been observed that Borrower have failed to register the said vehicle to date. Such failure constitutes a breach of the terms and conditions of the aforesaid Loan Agreement.</w:t>
       </w:r>
     </w:p>
     <w:p>
@@ -208,199 +356,27 @@
         <w:rPr>
           <w:rFonts w:ascii="Arial" w:hAnsi="Arial" w:cs="Arial"/>
         </w:rPr>
-        <w:t xml:space="preserve">    </w:t>
-      </w:r>
-      <w:r>
-        <w:rPr>
-          <w:rFonts w:ascii="Arial" w:hAnsi="Arial" w:cs="Arial"/>
-        </w:rPr>
-        <w:t xml:space="preserve">Dear </w:t>
-      </w:r>
-      <w:r>
-        <w:rPr>
-          <w:rFonts w:ascii="Arial" w:hAnsi="Arial" w:cs="Arial"/>
-        </w:rPr>
-        <w:t>{{name}}</w:t>
-      </w:r>
-      <w:r>
-        <w:rPr>
-          <w:rFonts w:ascii="Arial" w:hAnsi="Arial" w:cs="Arial"/>
-        </w:rPr>
-        <w:t>,</w:t>
-      </w:r>
-    </w:p>
-    <w:p>
-      <w:pPr>
-        <w:spacing w:after="160" w:line="259" w:lineRule="auto"/>
-        <w:rPr>
-          <w:rFonts w:ascii="Arial" w:hAnsi="Arial" w:cs="Arial"/>
-        </w:rPr>
-      </w:pPr>
-      <w:r>
-        <w:rPr>
-          <w:rFonts w:ascii="Arial" w:hAnsi="Arial" w:cs="Arial"/>
-        </w:rPr>
         <w:t xml:space="preserve">        </w:t>
       </w:r>
       <w:r>
         <w:rPr>
           <w:rFonts w:ascii="Arial" w:hAnsi="Arial" w:cs="Arial"/>
         </w:rPr>
-        <w:t xml:space="preserve">This is to bring to your attention that, as per </w:t>
-      </w:r>
-      <w:r>
-        <w:rPr>
-          <w:rFonts w:ascii="Arial" w:hAnsi="Arial" w:cs="Arial"/>
-          <w:b/>
-          <w:bCs/>
-        </w:rPr>
-        <w:t>Clause No</w:t>
-      </w:r>
-      <w:r>
-        <w:rPr>
-          <w:rFonts w:ascii="Arial" w:hAnsi="Arial" w:cs="Arial"/>
-          <w:b/>
-          <w:bCs/>
-        </w:rPr>
-        <w:t>. 9.1</w:t>
-      </w:r>
-      <w:r>
-        <w:rPr>
-          <w:rFonts w:ascii="Arial" w:hAnsi="Arial" w:cs="Arial"/>
-        </w:rPr>
-        <w:t xml:space="preserve"> of the Loan Agreement </w:t>
+        <w:t xml:space="preserve">In view of the above, borrower </w:t>
       </w:r>
       <w:proofErr w:type="gramStart"/>
       <w:r>
         <w:rPr>
           <w:rFonts w:ascii="Arial" w:hAnsi="Arial" w:cs="Arial"/>
         </w:rPr>
-        <w:t>of  loan</w:t>
+        <w:t>are</w:t>
       </w:r>
       <w:proofErr w:type="gramEnd"/>
       <w:r>
         <w:rPr>
           <w:rFonts w:ascii="Arial" w:hAnsi="Arial" w:cs="Arial"/>
         </w:rPr>
-        <w:t xml:space="preserve"> number </w:t>
-      </w:r>
-      <w:r>
-        <w:rPr>
-          <w:rFonts w:ascii="Arial" w:hAnsi="Arial" w:cs="Arial"/>
-        </w:rPr>
-        <w:t xml:space="preserve">{{ </w:t>
-      </w:r>
-      <w:proofErr w:type="spellStart"/>
-      <w:r>
-        <w:rPr>
-          <w:rFonts w:ascii="Arial" w:hAnsi="Arial" w:cs="Arial"/>
-        </w:rPr>
-        <w:t>loan_number</w:t>
-      </w:r>
-      <w:proofErr w:type="spellEnd"/>
-      <w:r>
-        <w:rPr>
-          <w:rFonts w:ascii="Arial" w:hAnsi="Arial" w:cs="Arial"/>
-        </w:rPr>
-        <w:t xml:space="preserve"> }}</w:t>
-      </w:r>
-      <w:r>
-        <w:rPr>
-          <w:rFonts w:ascii="Arial" w:hAnsi="Arial" w:cs="Arial"/>
-        </w:rPr>
-        <w:t xml:space="preserve"> and Vehicle No</w:t>
-      </w:r>
-      <w:r>
-        <w:rPr>
-          <w:rFonts w:ascii="Arial" w:hAnsi="Arial" w:cs="Arial"/>
-        </w:rPr>
-        <w:t xml:space="preserve"> </w:t>
-      </w:r>
-      <w:r>
-        <w:rPr>
-          <w:rFonts w:ascii="Arial" w:hAnsi="Arial" w:cs="Arial"/>
-        </w:rPr>
-        <w:t xml:space="preserve">executed between you as a Guarantor and SM Square Credit Services Private Limited, Borrower is obligated to complete the registration of the financed vehicle with the appropriate registering authority within </w:t>
-      </w:r>
-      <w:r>
-        <w:rPr>
-          <w:rFonts w:ascii="Arial" w:hAnsi="Arial" w:cs="Arial"/>
-          <w:b/>
-          <w:bCs/>
-        </w:rPr>
-        <w:t xml:space="preserve">30 (thirty) </w:t>
-      </w:r>
-      <w:r>
-        <w:rPr>
-          <w:rFonts w:ascii="Arial" w:hAnsi="Arial" w:cs="Arial"/>
-        </w:rPr>
-        <w:t>days from the date of delivery.</w:t>
-      </w:r>
-    </w:p>
-    <w:p>
-      <w:pPr>
-        <w:spacing w:after="160" w:line="259" w:lineRule="auto"/>
-        <w:rPr>
-          <w:rFonts w:ascii="Arial" w:hAnsi="Arial" w:cs="Arial"/>
-        </w:rPr>
-      </w:pPr>
-      <w:r>
-        <w:rPr>
-          <w:rFonts w:ascii="Arial" w:hAnsi="Arial" w:cs="Arial"/>
-        </w:rPr>
-        <w:t xml:space="preserve">        </w:t>
-      </w:r>
-      <w:r>
-        <w:rPr>
-          <w:rFonts w:ascii="Arial" w:hAnsi="Arial" w:cs="Arial"/>
-        </w:rPr>
-        <w:t>Howe</w:t>
-      </w:r>
-      <w:r>
-        <w:rPr>
-          <w:rFonts w:ascii="Arial" w:hAnsi="Arial" w:cs="Arial"/>
-        </w:rPr>
-        <w:t>ver, it has been observed that Borrower have failed to register the said vehicle to date. Such failure constitutes a breach of the terms and conditions of the aforesaid Loan Agreement.</w:t>
-      </w:r>
-    </w:p>
-    <w:p>
-      <w:pPr>
-        <w:spacing w:after="160" w:line="259" w:lineRule="auto"/>
-        <w:rPr>
-          <w:rFonts w:ascii="Arial" w:hAnsi="Arial" w:cs="Arial"/>
-        </w:rPr>
-      </w:pPr>
-      <w:r>
-        <w:rPr>
-          <w:rFonts w:ascii="Arial" w:hAnsi="Arial" w:cs="Arial"/>
-        </w:rPr>
-        <w:t xml:space="preserve">        </w:t>
-      </w:r>
-      <w:r>
-        <w:rPr>
-          <w:rFonts w:ascii="Arial" w:hAnsi="Arial" w:cs="Arial"/>
-        </w:rPr>
-        <w:t xml:space="preserve">In view of the above, borrower </w:t>
-      </w:r>
-      <w:proofErr w:type="gramStart"/>
-      <w:r>
-        <w:rPr>
-          <w:rFonts w:ascii="Arial" w:hAnsi="Arial" w:cs="Arial"/>
-        </w:rPr>
-        <w:t>are</w:t>
-      </w:r>
-      <w:proofErr w:type="gramEnd"/>
-      <w:r>
-        <w:rPr>
-          <w:rFonts w:ascii="Arial" w:hAnsi="Arial" w:cs="Arial"/>
-        </w:rPr>
-        <w:t xml:space="preserve"> hereby called upon to comply with th</w:t>
-      </w:r>
-      <w:r>
-        <w:rPr>
-          <w:rFonts w:ascii="Arial" w:hAnsi="Arial" w:cs="Arial"/>
-        </w:rPr>
-        <w:t>e following within the stipulated time:</w:t>
+        <w:t xml:space="preserve"> hereby called upon to comply with the following within the stipulated time:</w:t>
       </w:r>
     </w:p>
     <w:p>
@@ -456,15 +432,7 @@
           <w:b/>
           <w:bCs/>
         </w:rPr>
-        <w:t>To foreclose and close the loan account in full within 3 (three) days from the date of receipt of this notic</w:t>
-      </w:r>
-      <w:r>
-        <w:rPr>
-          <w:rFonts w:ascii="Arial" w:hAnsi="Arial" w:cs="Arial"/>
-          <w:b/>
-          <w:bCs/>
-        </w:rPr>
-        <w:t>e.</w:t>
+        <w:t>To foreclose and close the loan account in full within 3 (three) days from the date of receipt of this notice.</w:t>
       </w:r>
     </w:p>
     <w:p>
@@ -484,13 +452,7 @@
         <w:rPr>
           <w:rFonts w:ascii="Arial" w:hAnsi="Arial" w:cs="Arial"/>
         </w:rPr>
-        <w:t xml:space="preserve">Please take notice that failure to comply with the above within the prescribed time shall constrain us to initiate appropriate legal proceedings against borrower and you as your guarantor, at your sole risk as to costs and consequences. Such action may </w:t>
-      </w:r>
-      <w:r>
-        <w:rPr>
-          <w:rFonts w:ascii="Arial" w:hAnsi="Arial" w:cs="Arial"/>
-        </w:rPr>
-        <w:t>include, but shall not be limited to, recovery proceedings in accordance with applicable laws.</w:t>
+        <w:t>Please take notice that failure to comply with the above within the prescribed time shall constrain us to initiate appropriate legal proceedings against borrower and you as your guarantor, at your sole risk as to costs and consequences. Such action may include, but shall not be limited to, recovery proceedings in accordance with applicable laws.</w:t>
       </w:r>
     </w:p>
     <w:p>
@@ -556,13 +518,7 @@
         <w:rPr>
           <w:rFonts w:ascii="Arial" w:hAnsi="Arial" w:cs="Arial"/>
         </w:rPr>
-        <w:t xml:space="preserve">SM </w:t>
-      </w:r>
-      <w:r>
-        <w:rPr>
-          <w:rFonts w:ascii="Arial" w:hAnsi="Arial" w:cs="Arial"/>
-        </w:rPr>
-        <w:t>Square Credit Services Private Limited</w:t>
+        <w:t>SM Square Credit Services Private Limited</w:t>
       </w:r>
     </w:p>
     <w:p>
@@ -898,7 +854,7 @@
 </file>
 
 <file path=word/endnotes.xml><?xml version="1.0" encoding="utf-8"?>
-<w:endnotes xmlns:wpc="http://schemas.microsoft.com/office/word/2010/wordprocessingCanvas" xmlns:cx="http://schemas.microsoft.com/office/drawing/2014/chartex" xmlns:cx1="http://schemas.microsoft.com/office/drawing/2015/9/8/chartex" xmlns:cx2="http://schemas.microsoft.com/office/drawing/2015/10/21/chartex" xmlns:cx3="http://schemas.microsoft.com/office/drawing/2016/5/9/chartex" xmlns:cx4="http://schemas.microsoft.com/office/drawing/2016/5/10/chartex" xmlns:cx5="http://schemas.microsoft.com/office/drawing/2016/5/11/chartex" xmlns:cx6="http://schemas.microsoft.com/office/drawing/2016/5/12/chartex" xmlns:cx7="http://schemas.microsoft.com/office/drawing/2016/5/13/chartex" xmlns:cx8="http://schemas.microsoft.com/office/drawing/2016/5/14/chartex" xmlns:mc="http://schemas.openxmlformats.org/markup-compatibility/2006" xmlns:aink="http://schemas.microsoft.com/office/drawing/2016/ink" xmlns:am3d="http://schemas.microsoft.com/office/drawing/2017/model3d" xmlns:o="urn:schemas-microsoft-com:office:office" xmlns:r="http://schemas.openxmlformats.org/officeDocument/2006/relationships" xmlns:m="http://schemas.openxmlformats.org/officeDocument/2006/math" xmlns:v="urn:schemas-microsoft-com:vml" xmlns:wp14="http://schemas.microsoft.com/office/word/2010/wordprocessingDrawing" xmlns:wp="http://schemas.openxmlformats.org/drawingml/2006/wordprocessingDrawing" xmlns:w10="urn:schemas-microsoft-com:office:word" xmlns:w="http://schemas.openxmlformats.org/wordprocessingml/2006/main" xmlns:w14="http://schemas.microsoft.com/office/word/2010/wordml" xmlns:w15="http://schemas.microsoft.com/office/word/2012/wordml" xmlns:w16cex="http://schemas.microsoft.com/office/word/2018/wordml/cex" xmlns:w16cid="http://schemas.microsoft.com/office/word/2016/wordml/cid" xmlns:w16="http://schemas.microsoft.com/office/word/2018/wordml" xmlns:w16sdtdh="http://schemas.microsoft.com/office/word/2020/wordml/sdtdatahash" xmlns:w16se="http://schemas.microsoft.com/office/word/2015/wordml/symex" xmlns:wpg="http://schemas.microsoft.com/office/word/2010/wordprocessingGroup" xmlns:wpi="http://schemas.microsoft.com/office/word/2010/wordprocessingInk" xmlns:wne="http://schemas.microsoft.com/office/word/2006/wordml" xmlns:wps="http://schemas.microsoft.com/office/word/2010/wordprocessingShape" mc:Ignorable="w14 w15 w16se w16cid w16 w16cex w16sdtdh wp14">
+<w:endnotes xmlns:wpc="http://schemas.microsoft.com/office/word/2010/wordprocessingCanvas" xmlns:cx="http://schemas.microsoft.com/office/drawing/2014/chartex" xmlns:cx1="http://schemas.microsoft.com/office/drawing/2015/9/8/chartex" xmlns:cx2="http://schemas.microsoft.com/office/drawing/2015/10/21/chartex" xmlns:cx3="http://schemas.microsoft.com/office/drawing/2016/5/9/chartex" xmlns:cx4="http://schemas.microsoft.com/office/drawing/2016/5/10/chartex" xmlns:cx5="http://schemas.microsoft.com/office/drawing/2016/5/11/chartex" xmlns:cx6="http://schemas.microsoft.com/office/drawing/2016/5/12/chartex" xmlns:cx7="http://schemas.microsoft.com/office/drawing/2016/5/13/chartex" xmlns:cx8="http://schemas.microsoft.com/office/drawing/2016/5/14/chartex" xmlns:mc="http://schemas.openxmlformats.org/markup-compatibility/2006" xmlns:aink="http://schemas.microsoft.com/office/drawing/2016/ink" xmlns:am3d="http://schemas.microsoft.com/office/drawing/2017/model3d" xmlns:o="urn:schemas-microsoft-com:office:office" xmlns:oel="http://schemas.microsoft.com/office/2019/extlst" xmlns:r="http://schemas.openxmlformats.org/officeDocument/2006/relationships" xmlns:m="http://schemas.openxmlformats.org/officeDocument/2006/math" xmlns:v="urn:schemas-microsoft-com:vml" xmlns:wp14="http://schemas.microsoft.com/office/word/2010/wordprocessingDrawing" xmlns:wp="http://schemas.openxmlformats.org/drawingml/2006/wordprocessingDrawing" xmlns:w10="urn:schemas-microsoft-com:office:word" xmlns:w="http://schemas.openxmlformats.org/wordprocessingml/2006/main" xmlns:w14="http://schemas.microsoft.com/office/word/2010/wordml" xmlns:w15="http://schemas.microsoft.com/office/word/2012/wordml" xmlns:w16cex="http://schemas.microsoft.com/office/word/2018/wordml/cex" xmlns:w16cid="http://schemas.microsoft.com/office/word/2016/wordml/cid" xmlns:w16="http://schemas.microsoft.com/office/word/2018/wordml" xmlns:w16du="http://schemas.microsoft.com/office/word/2023/wordml/word16du" xmlns:w16sdtdh="http://schemas.microsoft.com/office/word/2020/wordml/sdtdatahash" xmlns:w16sdtfl="http://schemas.microsoft.com/office/word/2024/wordml/sdtformatlock" xmlns:w16se="http://schemas.microsoft.com/office/word/2015/wordml/symex" xmlns:wpg="http://schemas.microsoft.com/office/word/2010/wordprocessingGroup" xmlns:wpi="http://schemas.microsoft.com/office/word/2010/wordprocessingInk" xmlns:wne="http://schemas.microsoft.com/office/word/2006/wordml" xmlns:wps="http://schemas.microsoft.com/office/word/2010/wordprocessingShape" mc:Ignorable="w14 w15 w16se w16cid w16 w16cex w16sdtdh w16sdtfl w16du wp14">
   <w:endnote w:type="separator" w:id="-1">
     <w:p>
       <w:pPr>
@@ -923,7 +879,7 @@
 </file>
 
 <file path=word/footer1.xml><?xml version="1.0" encoding="utf-8"?>
-<w:ftr xmlns:wpc="http://schemas.microsoft.com/office/word/2010/wordprocessingCanvas" xmlns:cx="http://schemas.microsoft.com/office/drawing/2014/chartex" xmlns:cx1="http://schemas.microsoft.com/office/drawing/2015/9/8/chartex" xmlns:cx2="http://schemas.microsoft.com/office/drawing/2015/10/21/chartex" xmlns:cx3="http://schemas.microsoft.com/office/drawing/2016/5/9/chartex" xmlns:cx4="http://schemas.microsoft.com/office/drawing/2016/5/10/chartex" xmlns:cx5="http://schemas.microsoft.com/office/drawing/2016/5/11/chartex" xmlns:cx6="http://schemas.microsoft.com/office/drawing/2016/5/12/chartex" xmlns:cx7="http://schemas.microsoft.com/office/drawing/2016/5/13/chartex" xmlns:cx8="http://schemas.microsoft.com/office/drawing/2016/5/14/chartex" xmlns:mc="http://schemas.openxmlformats.org/markup-compatibility/2006" xmlns:aink="http://schemas.microsoft.com/office/drawing/2016/ink" xmlns:am3d="http://schemas.microsoft.com/office/drawing/2017/model3d" xmlns:o="urn:schemas-microsoft-com:office:office" xmlns:r="http://schemas.openxmlformats.org/officeDocument/2006/relationships" xmlns:m="http://schemas.openxmlformats.org/officeDocument/2006/math" xmlns:v="urn:schemas-microsoft-com:vml" xmlns:wp14="http://schemas.microsoft.com/office/word/2010/wordprocessingDrawing" xmlns:wp="http://schemas.openxmlformats.org/drawingml/2006/wordprocessingDrawing" xmlns:w10="urn:schemas-microsoft-com:office:word" xmlns:w="http://schemas.openxmlformats.org/wordprocessingml/2006/main" xmlns:w14="http://schemas.microsoft.com/office/word/2010/wordml" xmlns:w15="http://schemas.microsoft.com/office/word/2012/wordml" xmlns:w16cex="http://schemas.microsoft.com/office/word/2018/wordml/cex" xmlns:w16cid="http://schemas.microsoft.com/office/word/2016/wordml/cid" xmlns:w16="http://schemas.microsoft.com/office/word/2018/wordml" xmlns:w16sdtdh="http://schemas.microsoft.com/office/word/2020/wordml/sdtdatahash" xmlns:w16se="http://schemas.microsoft.com/office/word/2015/wordml/symex" xmlns:wpg="http://schemas.microsoft.com/office/word/2010/wordprocessingGroup" xmlns:wpi="http://schemas.microsoft.com/office/word/2010/wordprocessingInk" xmlns:wne="http://schemas.microsoft.com/office/word/2006/wordml" xmlns:wps="http://schemas.microsoft.com/office/word/2010/wordprocessingShape" mc:Ignorable="w14 w15 w16se w16cid w16 w16cex w16sdtdh wp14">
+<w:ftr xmlns:wpc="http://schemas.microsoft.com/office/word/2010/wordprocessingCanvas" xmlns:cx="http://schemas.microsoft.com/office/drawing/2014/chartex" xmlns:cx1="http://schemas.microsoft.com/office/drawing/2015/9/8/chartex" xmlns:cx2="http://schemas.microsoft.com/office/drawing/2015/10/21/chartex" xmlns:cx3="http://schemas.microsoft.com/office/drawing/2016/5/9/chartex" xmlns:cx4="http://schemas.microsoft.com/office/drawing/2016/5/10/chartex" xmlns:cx5="http://schemas.microsoft.com/office/drawing/2016/5/11/chartex" xmlns:cx6="http://schemas.microsoft.com/office/drawing/2016/5/12/chartex" xmlns:cx7="http://schemas.microsoft.com/office/drawing/2016/5/13/chartex" xmlns:cx8="http://schemas.microsoft.com/office/drawing/2016/5/14/chartex" xmlns:mc="http://schemas.openxmlformats.org/markup-compatibility/2006" xmlns:aink="http://schemas.microsoft.com/office/drawing/2016/ink" xmlns:am3d="http://schemas.microsoft.com/office/drawing/2017/model3d" xmlns:o="urn:schemas-microsoft-com:office:office" xmlns:oel="http://schemas.microsoft.com/office/2019/extlst" xmlns:r="http://schemas.openxmlformats.org/officeDocument/2006/relationships" xmlns:m="http://schemas.openxmlformats.org/officeDocument/2006/math" xmlns:v="urn:schemas-microsoft-com:vml" xmlns:wp14="http://schemas.microsoft.com/office/word/2010/wordprocessingDrawing" xmlns:wp="http://schemas.openxmlformats.org/drawingml/2006/wordprocessingDrawing" xmlns:w10="urn:schemas-microsoft-com:office:word" xmlns:w="http://schemas.openxmlformats.org/wordprocessingml/2006/main" xmlns:w14="http://schemas.microsoft.com/office/word/2010/wordml" xmlns:w15="http://schemas.microsoft.com/office/word/2012/wordml" xmlns:w16cex="http://schemas.microsoft.com/office/word/2018/wordml/cex" xmlns:w16cid="http://schemas.microsoft.com/office/word/2016/wordml/cid" xmlns:w16="http://schemas.microsoft.com/office/word/2018/wordml" xmlns:w16du="http://schemas.microsoft.com/office/word/2023/wordml/word16du" xmlns:w16sdtdh="http://schemas.microsoft.com/office/word/2020/wordml/sdtdatahash" xmlns:w16sdtfl="http://schemas.microsoft.com/office/word/2024/wordml/sdtformatlock" xmlns:w16se="http://schemas.microsoft.com/office/word/2015/wordml/symex" xmlns:wpg="http://schemas.microsoft.com/office/word/2010/wordprocessingGroup" xmlns:wpi="http://schemas.microsoft.com/office/word/2010/wordprocessingInk" xmlns:wne="http://schemas.microsoft.com/office/word/2006/wordml" xmlns:wps="http://schemas.microsoft.com/office/word/2010/wordprocessingShape" mc:Ignorable="w14 w15 w16se w16cid w16 w16cex w16sdtdh w16sdtfl w16du wp14">
   <w:p>
     <w:pPr>
       <w:pStyle w:val="Footer"/>
@@ -1021,7 +977,7 @@
             </wp:anchor>
           </w:drawing>
         </mc:Choice>
-        <mc:Fallback xmlns:w16sdtfl="http://schemas.microsoft.com/office/word/2024/wordml/sdtformatlock" xmlns:w16du="http://schemas.microsoft.com/office/word/2023/wordml/word16du" xmlns:oel="http://schemas.microsoft.com/office/2019/extlst">
+        <mc:Fallback>
           <w:pict>
             <v:rect w14:anchorId="4609FEFC" id="Rectangle 5" o:spid="_x0000_s1026" style="position:absolute;margin-left:-31.7pt;margin-top:10.85pt;width:645.15pt;height:5.5pt;z-index:251658240;visibility:visible;mso-wrap-style:square;mso-width-percent:0;mso-height-percent:0;mso-wrap-distance-left:9pt;mso-wrap-distance-top:0;mso-wrap-distance-right:9pt;mso-wrap-distance-bottom:0;mso-position-horizontal:absolute;mso-position-horizontal-relative:text;mso-position-vertical:absolute;mso-position-vertical-relative:text;mso-width-percent:0;mso-height-percent:0;mso-width-relative:margin;mso-height-relative:margin;v-text-anchor:middle" o:gfxdata="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" fillcolor="black [3213]" strokecolor="black [1600]" strokeweight="2pt">
               <v:textbox>
@@ -1361,7 +1317,7 @@
 </file>
 
 <file path=word/footnotes.xml><?xml version="1.0" encoding="utf-8"?>
-<w:footnotes xmlns:wpc="http://schemas.microsoft.com/office/word/2010/wordprocessingCanvas" xmlns:cx="http://schemas.microsoft.com/office/drawing/2014/chartex" xmlns:cx1="http://schemas.microsoft.com/office/drawing/2015/9/8/chartex" xmlns:cx2="http://schemas.microsoft.com/office/drawing/2015/10/21/chartex" xmlns:cx3="http://schemas.microsoft.com/office/drawing/2016/5/9/chartex" xmlns:cx4="http://schemas.microsoft.com/office/drawing/2016/5/10/chartex" xmlns:cx5="http://schemas.microsoft.com/office/drawing/2016/5/11/chartex" xmlns:cx6="http://schemas.microsoft.com/office/drawing/2016/5/12/chartex" xmlns:cx7="http://schemas.microsoft.com/office/drawing/2016/5/13/chartex" xmlns:cx8="http://schemas.microsoft.com/office/drawing/2016/5/14/chartex" xmlns:mc="http://schemas.openxmlformats.org/markup-compatibility/2006" xmlns:aink="http://schemas.microsoft.com/office/drawing/2016/ink" xmlns:am3d="http://schemas.microsoft.com/office/drawing/2017/model3d" xmlns:o="urn:schemas-microsoft-com:office:office" xmlns:r="http://schemas.openxmlformats.org/officeDocument/2006/relationships" xmlns:m="http://schemas.openxmlformats.org/officeDocument/2006/math" xmlns:v="urn:schemas-microsoft-com:vml" xmlns:wp14="http://schemas.microsoft.com/office/word/2010/wordprocessingDrawing" xmlns:wp="http://schemas.openxmlformats.org/drawingml/2006/wordprocessingDrawing" xmlns:w10="urn:schemas-microsoft-com:office:word" xmlns:w="http://schemas.openxmlformats.org/wordprocessingml/2006/main" xmlns:w14="http://schemas.microsoft.com/office/word/2010/wordml" xmlns:w15="http://schemas.microsoft.com/office/word/2012/wordml" xmlns:w16cex="http://schemas.microsoft.com/office/word/2018/wordml/cex" xmlns:w16cid="http://schemas.microsoft.com/office/word/2016/wordml/cid" xmlns:w16="http://schemas.microsoft.com/office/word/2018/wordml" xmlns:w16sdtdh="http://schemas.microsoft.com/office/word/2020/wordml/sdtdatahash" xmlns:w16se="http://schemas.microsoft.com/office/word/2015/wordml/symex" xmlns:wpg="http://schemas.microsoft.com/office/word/2010/wordprocessingGroup" xmlns:wpi="http://schemas.microsoft.com/office/word/2010/wordprocessingInk" xmlns:wne="http://schemas.microsoft.com/office/word/2006/wordml" xmlns:wps="http://schemas.microsoft.com/office/word/2010/wordprocessingShape" mc:Ignorable="w14 w15 w16se w16cid w16 w16cex w16sdtdh wp14">
+<w:footnotes xmlns:wpc="http://schemas.microsoft.com/office/word/2010/wordprocessingCanvas" xmlns:cx="http://schemas.microsoft.com/office/drawing/2014/chartex" xmlns:cx1="http://schemas.microsoft.com/office/drawing/2015/9/8/chartex" xmlns:cx2="http://schemas.microsoft.com/office/drawing/2015/10/21/chartex" xmlns:cx3="http://schemas.microsoft.com/office/drawing/2016/5/9/chartex" xmlns:cx4="http://schemas.microsoft.com/office/drawing/2016/5/10/chartex" xmlns:cx5="http://schemas.microsoft.com/office/drawing/2016/5/11/chartex" xmlns:cx6="http://schemas.microsoft.com/office/drawing/2016/5/12/chartex" xmlns:cx7="http://schemas.microsoft.com/office/drawing/2016/5/13/chartex" xmlns:cx8="http://schemas.microsoft.com/office/drawing/2016/5/14/chartex" xmlns:mc="http://schemas.openxmlformats.org/markup-compatibility/2006" xmlns:aink="http://schemas.microsoft.com/office/drawing/2016/ink" xmlns:am3d="http://schemas.microsoft.com/office/drawing/2017/model3d" xmlns:o="urn:schemas-microsoft-com:office:office" xmlns:oel="http://schemas.microsoft.com/office/2019/extlst" xmlns:r="http://schemas.openxmlformats.org/officeDocument/2006/relationships" xmlns:m="http://schemas.openxmlformats.org/officeDocument/2006/math" xmlns:v="urn:schemas-microsoft-com:vml" xmlns:wp14="http://schemas.microsoft.com/office/word/2010/wordprocessingDrawing" xmlns:wp="http://schemas.openxmlformats.org/drawingml/2006/wordprocessingDrawing" xmlns:w10="urn:schemas-microsoft-com:office:word" xmlns:w="http://schemas.openxmlformats.org/wordprocessingml/2006/main" xmlns:w14="http://schemas.microsoft.com/office/word/2010/wordml" xmlns:w15="http://schemas.microsoft.com/office/word/2012/wordml" xmlns:w16cex="http://schemas.microsoft.com/office/word/2018/wordml/cex" xmlns:w16cid="http://schemas.microsoft.com/office/word/2016/wordml/cid" xmlns:w16="http://schemas.microsoft.com/office/word/2018/wordml" xmlns:w16du="http://schemas.microsoft.com/office/word/2023/wordml/word16du" xmlns:w16sdtdh="http://schemas.microsoft.com/office/word/2020/wordml/sdtdatahash" xmlns:w16sdtfl="http://schemas.microsoft.com/office/word/2024/wordml/sdtformatlock" xmlns:w16se="http://schemas.microsoft.com/office/word/2015/wordml/symex" xmlns:wpg="http://schemas.microsoft.com/office/word/2010/wordprocessingGroup" xmlns:wpi="http://schemas.microsoft.com/office/word/2010/wordprocessingInk" xmlns:wne="http://schemas.microsoft.com/office/word/2006/wordml" xmlns:wps="http://schemas.microsoft.com/office/word/2010/wordprocessingShape" mc:Ignorable="w14 w15 w16se w16cid w16 w16cex w16sdtdh w16sdtfl w16du wp14">
   <w:footnote w:type="separator" w:id="-1">
     <w:p>
       <w:pPr>
@@ -1386,7 +1342,7 @@
 </file>
 
 <file path=word/header1.xml><?xml version="1.0" encoding="utf-8"?>
-<w:hdr xmlns:wpc="http://schemas.microsoft.com/office/word/2010/wordprocessingCanvas" xmlns:cx="http://schemas.microsoft.com/office/drawing/2014/chartex" xmlns:cx1="http://schemas.microsoft.com/office/drawing/2015/9/8/chartex" xmlns:cx2="http://schemas.microsoft.com/office/drawing/2015/10/21/chartex" xmlns:cx3="http://schemas.microsoft.com/office/drawing/2016/5/9/chartex" xmlns:cx4="http://schemas.microsoft.com/office/drawing/2016/5/10/chartex" xmlns:cx5="http://schemas.microsoft.com/office/drawing/2016/5/11/chartex" xmlns:cx6="http://schemas.microsoft.com/office/drawing/2016/5/12/chartex" xmlns:cx7="http://schemas.microsoft.com/office/drawing/2016/5/13/chartex" xmlns:cx8="http://schemas.microsoft.com/office/drawing/2016/5/14/chartex" xmlns:mc="http://schemas.openxmlformats.org/markup-compatibility/2006" xmlns:aink="http://schemas.microsoft.com/office/drawing/2016/ink" xmlns:am3d="http://schemas.microsoft.com/office/drawing/2017/model3d" xmlns:o="urn:schemas-microsoft-com:office:office" xmlns:r="http://schemas.openxmlformats.org/officeDocument/2006/relationships" xmlns:m="http://schemas.openxmlformats.org/officeDocument/2006/math" xmlns:v="urn:schemas-microsoft-com:vml" xmlns:wp14="http://schemas.microsoft.com/office/word/2010/wordprocessingDrawing" xmlns:wp="http://schemas.openxmlformats.org/drawingml/2006/wordprocessingDrawing" xmlns:w10="urn:schemas-microsoft-com:office:word" xmlns:w="http://schemas.openxmlformats.org/wordprocessingml/2006/main" xmlns:w14="http://schemas.microsoft.com/office/word/2010/wordml" xmlns:w15="http://schemas.microsoft.com/office/word/2012/wordml" xmlns:w16cex="http://schemas.microsoft.com/office/word/2018/wordml/cex" xmlns:w16cid="http://schemas.microsoft.com/office/word/2016/wordml/cid" xmlns:w16="http://schemas.microsoft.com/office/word/2018/wordml" xmlns:w16sdtdh="http://schemas.microsoft.com/office/word/2020/wordml/sdtdatahash" xmlns:w16se="http://schemas.microsoft.com/office/word/2015/wordml/symex" xmlns:wpg="http://schemas.microsoft.com/office/word/2010/wordprocessingGroup" xmlns:wpi="http://schemas.microsoft.com/office/word/2010/wordprocessingInk" xmlns:wne="http://schemas.microsoft.com/office/word/2006/wordml" xmlns:wps="http://schemas.microsoft.com/office/word/2010/wordprocessingShape" mc:Ignorable="w14 w15 w16se w16cid w16 w16cex w16sdtdh wp14">
+<w:hdr xmlns:wpc="http://schemas.microsoft.com/office/word/2010/wordprocessingCanvas" xmlns:cx="http://schemas.microsoft.com/office/drawing/2014/chartex" xmlns:cx1="http://schemas.microsoft.com/office/drawing/2015/9/8/chartex" xmlns:cx2="http://schemas.microsoft.com/office/drawing/2015/10/21/chartex" xmlns:cx3="http://schemas.microsoft.com/office/drawing/2016/5/9/chartex" xmlns:cx4="http://schemas.microsoft.com/office/drawing/2016/5/10/chartex" xmlns:cx5="http://schemas.microsoft.com/office/drawing/2016/5/11/chartex" xmlns:cx6="http://schemas.microsoft.com/office/drawing/2016/5/12/chartex" xmlns:cx7="http://schemas.microsoft.com/office/drawing/2016/5/13/chartex" xmlns:cx8="http://schemas.microsoft.com/office/drawing/2016/5/14/chartex" xmlns:mc="http://schemas.openxmlformats.org/markup-compatibility/2006" xmlns:aink="http://schemas.microsoft.com/office/drawing/2016/ink" xmlns:am3d="http://schemas.microsoft.com/office/drawing/2017/model3d" xmlns:o="urn:schemas-microsoft-com:office:office" xmlns:oel="http://schemas.microsoft.com/office/2019/extlst" xmlns:r="http://schemas.openxmlformats.org/officeDocument/2006/relationships" xmlns:m="http://schemas.openxmlformats.org/officeDocument/2006/math" xmlns:v="urn:schemas-microsoft-com:vml" xmlns:wp14="http://schemas.microsoft.com/office/word/2010/wordprocessingDrawing" xmlns:wp="http://schemas.openxmlformats.org/drawingml/2006/wordprocessingDrawing" xmlns:w10="urn:schemas-microsoft-com:office:word" xmlns:w="http://schemas.openxmlformats.org/wordprocessingml/2006/main" xmlns:w14="http://schemas.microsoft.com/office/word/2010/wordml" xmlns:w15="http://schemas.microsoft.com/office/word/2012/wordml" xmlns:w16cex="http://schemas.microsoft.com/office/word/2018/wordml/cex" xmlns:w16cid="http://schemas.microsoft.com/office/word/2016/wordml/cid" xmlns:w16="http://schemas.microsoft.com/office/word/2018/wordml" xmlns:w16du="http://schemas.microsoft.com/office/word/2023/wordml/word16du" xmlns:w16sdtdh="http://schemas.microsoft.com/office/word/2020/wordml/sdtdatahash" xmlns:w16sdtfl="http://schemas.microsoft.com/office/word/2024/wordml/sdtformatlock" xmlns:w16se="http://schemas.microsoft.com/office/word/2015/wordml/symex" xmlns:wpg="http://schemas.microsoft.com/office/word/2010/wordprocessingGroup" xmlns:wpi="http://schemas.microsoft.com/office/word/2010/wordprocessingInk" xmlns:wne="http://schemas.microsoft.com/office/word/2006/wordml" xmlns:wps="http://schemas.microsoft.com/office/word/2010/wordprocessingShape" mc:Ignorable="w14 w15 w16se w16cid w16 w16cex w16sdtdh w16sdtfl w16du wp14">
   <w:p>
     <w:pPr>
       <w:pStyle w:val="NormalWeb"/>
@@ -1395,7 +1351,6 @@
       </w:tabs>
       <w:spacing w:before="96" w:beforeAutospacing="0" w:after="0" w:afterAutospacing="0"/>
       <w:ind w:right="314"/>
-      <w:jc w:val="center"/>
       <w:textAlignment w:val="baseline"/>
       <w:rPr>
         <w:rFonts w:ascii="Gloucester MT Extra Condensed" w:hAnsi="Gloucester MT Extra Condensed" w:cstheme="majorBidi"/>
@@ -1417,131 +1372,56 @@
     </w:pPr>
     <w:r>
       <w:rPr>
-        <w:rFonts w:ascii="Gloucester MT Extra Condensed" w:eastAsia="+mn-ea" w:hAnsi="Gloucester MT Extra Condensed" w:cstheme="majorBidi"/>
-        <w:bCs/>
-        <w:color w:val="3906BA"/>
-        <w:kern w:val="24"/>
-        <w:sz w:val="68"/>
-        <w:szCs w:val="68"/>
-        <w:lang w:val="es-ES"/>
-        <w14:shadow w14:blurRad="38100" w14:dist="19050" w14:dir="2700000" w14:sx="100000" w14:sy="100000" w14:kx="0" w14:ky="0" w14:algn="tl">
-          <w14:schemeClr w14:val="dk1">
-            <w14:alpha w14:val="60000"/>
-          </w14:schemeClr>
-        </w14:shadow>
-        <w14:textOutline w14:w="0" w14:cap="flat" w14:cmpd="sng" w14:algn="ctr">
-          <w14:noFill/>
-          <w14:prstDash w14:val="solid"/>
-          <w14:round/>
-        </w14:textOutline>
+        <w:noProof/>
+        <w:sz w:val="20"/>
       </w:rPr>
-      <w:t>SM Square Credit Services Private</w:t>
-    </w:r>
-    <w:r>
-      <w:rPr>
-        <w:rFonts w:ascii="Gloucester MT Extra Condensed" w:eastAsia="+mn-ea" w:hAnsi="Gloucester MT Extra Condensed" w:cstheme="majorBidi"/>
-        <w:bCs/>
-        <w:color w:val="3906BA"/>
-        <w:kern w:val="24"/>
-        <w:sz w:val="72"/>
-        <w:szCs w:val="72"/>
-        <w:lang w:val="es-ES"/>
-        <w14:shadow w14:blurRad="38100" w14:dist="19050" w14:dir="2700000" w14:sx="100000" w14:sy="100000" w14:kx="0" w14:ky="0" w14:algn="tl">
-          <w14:schemeClr w14:val="dk1">
-            <w14:alpha w14:val="60000"/>
-          </w14:schemeClr>
-        </w14:shadow>
-        <w14:textOutline w14:w="0" w14:cap="flat" w14:cmpd="sng" w14:algn="ctr">
-          <w14:noFill/>
-          <w14:prstDash w14:val="solid"/>
-          <w14:round/>
-        </w14:textOutline>
-      </w:rPr>
-      <w:t xml:space="preserve"> Limited</w:t>
+      <w:drawing>
+        <wp:inline distT="0" distB="0" distL="0" distR="0" wp14:anchorId="2C1EC950" wp14:editId="11594C08">
+          <wp:extent cx="7582619" cy="755015"/>
+          <wp:effectExtent l="0" t="0" r="0" b="6985"/>
+          <wp:docPr id="1" name="image1.jpeg"/>
+          <wp:cNvGraphicFramePr>
+            <a:graphicFrameLocks xmlns:a="http://schemas.openxmlformats.org/drawingml/2006/main" noChangeAspect="1"/>
+          </wp:cNvGraphicFramePr>
+          <a:graphic xmlns:a="http://schemas.openxmlformats.org/drawingml/2006/main">
+            <a:graphicData uri="http://schemas.openxmlformats.org/drawingml/2006/picture">
+              <pic:pic xmlns:pic="http://schemas.openxmlformats.org/drawingml/2006/picture">
+                <pic:nvPicPr>
+                  <pic:cNvPr id="2" name="image1.jpeg"/>
+                  <pic:cNvPicPr/>
+                </pic:nvPicPr>
+                <pic:blipFill>
+                  <a:blip r:embed="rId1" cstate="print"/>
+                  <a:stretch>
+                    <a:fillRect/>
+                  </a:stretch>
+                </pic:blipFill>
+                <pic:spPr>
+                  <a:xfrm>
+                    <a:off x="0" y="0"/>
+                    <a:ext cx="7586757" cy="755427"/>
+                  </a:xfrm>
+                  <a:prstGeom prst="rect">
+                    <a:avLst/>
+                  </a:prstGeom>
+                </pic:spPr>
+              </pic:pic>
+            </a:graphicData>
+          </a:graphic>
+        </wp:inline>
+      </w:drawing>
     </w:r>
   </w:p>
   <w:p>
     <w:pPr>
       <w:pStyle w:val="Header"/>
     </w:pPr>
-    <w:r>
-      <w:rPr>
-        <w:rFonts w:ascii="Calibri" w:eastAsia="Times New Roman" w:hAnsi="Calibri" w:cs="Times New Roman"/>
-        <w:noProof/>
-        <w:color w:val="000000"/>
-        <w:lang w:eastAsia="en-IN"/>
-      </w:rPr>
-      <mc:AlternateContent>
-        <mc:Choice Requires="wps">
-          <w:drawing>
-            <wp:anchor distT="0" distB="0" distL="114300" distR="114300" simplePos="0" relativeHeight="251657216" behindDoc="0" locked="0" layoutInCell="1" allowOverlap="1" wp14:anchorId="7BEFA7CC" wp14:editId="34052FDD">
-              <wp:simplePos x="0" y="0"/>
-              <wp:positionH relativeFrom="column">
-                <wp:posOffset>-27387</wp:posOffset>
-              </wp:positionH>
-              <wp:positionV relativeFrom="paragraph">
-                <wp:posOffset>55880</wp:posOffset>
-              </wp:positionV>
-              <wp:extent cx="7981950" cy="0"/>
-              <wp:effectExtent l="38100" t="38100" r="76200" b="95250"/>
-              <wp:wrapNone/>
-              <wp:docPr id="3" name="Straight Connector 3"/>
-              <wp:cNvGraphicFramePr/>
-              <a:graphic xmlns:a="http://schemas.openxmlformats.org/drawingml/2006/main">
-                <a:graphicData uri="http://schemas.microsoft.com/office/word/2010/wordprocessingShape">
-                  <wps:wsp>
-                    <wps:cNvCnPr/>
-                    <wps:spPr>
-                      <a:xfrm>
-                        <a:off x="0" y="0"/>
-                        <a:ext cx="7981950" cy="0"/>
-                      </a:xfrm>
-                      <a:prstGeom prst="line">
-                        <a:avLst/>
-                      </a:prstGeom>
-                    </wps:spPr>
-                    <wps:style>
-                      <a:lnRef idx="2">
-                        <a:schemeClr val="dk1"/>
-                      </a:lnRef>
-                      <a:fillRef idx="0">
-                        <a:schemeClr val="dk1"/>
-                      </a:fillRef>
-                      <a:effectRef idx="1">
-                        <a:schemeClr val="dk1"/>
-                      </a:effectRef>
-                      <a:fontRef idx="minor">
-                        <a:schemeClr val="tx1"/>
-                      </a:fontRef>
-                    </wps:style>
-                    <wps:bodyPr/>
-                  </wps:wsp>
-                </a:graphicData>
-              </a:graphic>
-              <wp14:sizeRelH relativeFrom="margin">
-                <wp14:pctWidth>0</wp14:pctWidth>
-              </wp14:sizeRelH>
-              <wp14:sizeRelV relativeFrom="margin">
-                <wp14:pctHeight>0</wp14:pctHeight>
-              </wp14:sizeRelV>
-            </wp:anchor>
-          </w:drawing>
-        </mc:Choice>
-        <mc:Fallback xmlns:w16sdtfl="http://schemas.microsoft.com/office/word/2024/wordml/sdtformatlock" xmlns:w16du="http://schemas.microsoft.com/office/word/2023/wordml/word16du" xmlns:oel="http://schemas.microsoft.com/office/2019/extlst">
-          <w:pict>
-            <v:line w14:anchorId="58872C42" id="Straight Connector 3" o:spid="_x0000_s1026" style="position:absolute;z-index:251657216;visibility:visible;mso-wrap-style:square;mso-width-percent:0;mso-height-percent:0;mso-wrap-distance-left:9pt;mso-wrap-distance-top:0;mso-wrap-distance-right:9pt;mso-wrap-distance-bottom:0;mso-position-horizontal:absolute;mso-position-horizontal-relative:text;mso-position-vertical:absolute;mso-position-vertical-relative:text;mso-width-percent:0;mso-height-percent:0;mso-width-relative:margin;mso-height-relative:margin" from="-2.15pt,4.4pt" to="626.35pt,4.4pt" o:gfxdata="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" strokecolor="black [3200]" strokeweight="2pt">
-              <v:shadow on="t" color="black" opacity="24903f" origin=",.5" offset="0,.55556mm"/>
-            </v:line>
-          </w:pict>
-        </mc:Fallback>
-      </mc:AlternateContent>
-    </w:r>
   </w:p>
 </w:hdr>
 </file>
 
 <file path=word/numbering.xml><?xml version="1.0" encoding="utf-8"?>
-<w:numbering xmlns:wpc="http://schemas.microsoft.com/office/word/2010/wordprocessingCanvas" xmlns:cx="http://schemas.microsoft.com/office/drawing/2014/chartex" xmlns:cx1="http://schemas.microsoft.com/office/drawing/2015/9/8/chartex" xmlns:cx2="http://schemas.microsoft.com/office/drawing/2015/10/21/chartex" xmlns:cx3="http://schemas.microsoft.com/office/drawing/2016/5/9/chartex" xmlns:cx4="http://schemas.microsoft.com/office/drawing/2016/5/10/chartex" xmlns:cx5="http://schemas.microsoft.com/office/drawing/2016/5/11/chartex" xmlns:cx6="http://schemas.microsoft.com/office/drawing/2016/5/12/chartex" xmlns:cx7="http://schemas.microsoft.com/office/drawing/2016/5/13/chartex" xmlns:cx8="http://schemas.microsoft.com/office/drawing/2016/5/14/chartex" xmlns:mc="http://schemas.openxmlformats.org/markup-compatibility/2006" xmlns:aink="http://schemas.microsoft.com/office/drawing/2016/ink" xmlns:am3d="http://schemas.microsoft.com/office/drawing/2017/model3d" xmlns:o="urn:schemas-microsoft-com:office:office" xmlns:r="http://schemas.openxmlformats.org/officeDocument/2006/relationships" xmlns:m="http://schemas.openxmlformats.org/officeDocument/2006/math" xmlns:v="urn:schemas-microsoft-com:vml" xmlns:wp14="http://schemas.microsoft.com/office/word/2010/wordprocessingDrawing" xmlns:wp="http://schemas.openxmlformats.org/drawingml/2006/wordprocessingDrawing" xmlns:w10="urn:schemas-microsoft-com:office:word" xmlns:w="http://schemas.openxmlformats.org/wordprocessingml/2006/main" xmlns:w14="http://schemas.microsoft.com/office/word/2010/wordml" xmlns:w15="http://schemas.microsoft.com/office/word/2012/wordml" xmlns:w16cex="http://schemas.microsoft.com/office/word/2018/wordml/cex" xmlns:w16cid="http://schemas.microsoft.com/office/word/2016/wordml/cid" xmlns:w16="http://schemas.microsoft.com/office/word/2018/wordml" xmlns:w16sdtdh="http://schemas.microsoft.com/office/word/2020/wordml/sdtdatahash" xmlns:w16se="http://schemas.microsoft.com/office/word/2015/wordml/symex" xmlns:wpg="http://schemas.microsoft.com/office/word/2010/wordprocessingGroup" xmlns:wpi="http://schemas.microsoft.com/office/word/2010/wordprocessingInk" xmlns:wne="http://schemas.microsoft.com/office/word/2006/wordml" xmlns:wps="http://schemas.microsoft.com/office/word/2010/wordprocessingShape" mc:Ignorable="w14 w15 w16se w16cid w16 w16cex w16sdtdh wp14">
+<w:numbering xmlns:wpc="http://schemas.microsoft.com/office/word/2010/wordprocessingCanvas" xmlns:cx="http://schemas.microsoft.com/office/drawing/2014/chartex" xmlns:cx1="http://schemas.microsoft.com/office/drawing/2015/9/8/chartex" xmlns:cx2="http://schemas.microsoft.com/office/drawing/2015/10/21/chartex" xmlns:cx3="http://schemas.microsoft.com/office/drawing/2016/5/9/chartex" xmlns:cx4="http://schemas.microsoft.com/office/drawing/2016/5/10/chartex" xmlns:cx5="http://schemas.microsoft.com/office/drawing/2016/5/11/chartex" xmlns:cx6="http://schemas.microsoft.com/office/drawing/2016/5/12/chartex" xmlns:cx7="http://schemas.microsoft.com/office/drawing/2016/5/13/chartex" xmlns:cx8="http://schemas.microsoft.com/office/drawing/2016/5/14/chartex" xmlns:mc="http://schemas.openxmlformats.org/markup-compatibility/2006" xmlns:aink="http://schemas.microsoft.com/office/drawing/2016/ink" xmlns:am3d="http://schemas.microsoft.com/office/drawing/2017/model3d" xmlns:o="urn:schemas-microsoft-com:office:office" xmlns:oel="http://schemas.microsoft.com/office/2019/extlst" xmlns:r="http://schemas.openxmlformats.org/officeDocument/2006/relationships" xmlns:m="http://schemas.openxmlformats.org/officeDocument/2006/math" xmlns:v="urn:schemas-microsoft-com:vml" xmlns:wp14="http://schemas.microsoft.com/office/word/2010/wordprocessingDrawing" xmlns:wp="http://schemas.openxmlformats.org/drawingml/2006/wordprocessingDrawing" xmlns:w10="urn:schemas-microsoft-com:office:word" xmlns:w="http://schemas.openxmlformats.org/wordprocessingml/2006/main" xmlns:w14="http://schemas.microsoft.com/office/word/2010/wordml" xmlns:w15="http://schemas.microsoft.com/office/word/2012/wordml" xmlns:w16cex="http://schemas.microsoft.com/office/word/2018/wordml/cex" xmlns:w16cid="http://schemas.microsoft.com/office/word/2016/wordml/cid" xmlns:w16="http://schemas.microsoft.com/office/word/2018/wordml" xmlns:w16du="http://schemas.microsoft.com/office/word/2023/wordml/word16du" xmlns:w16sdtdh="http://schemas.microsoft.com/office/word/2020/wordml/sdtdatahash" xmlns:w16sdtfl="http://schemas.microsoft.com/office/word/2024/wordml/sdtformatlock" xmlns:w16se="http://schemas.microsoft.com/office/word/2015/wordml/symex" xmlns:wpg="http://schemas.microsoft.com/office/word/2010/wordprocessingGroup" xmlns:wpi="http://schemas.microsoft.com/office/word/2010/wordprocessingInk" xmlns:wne="http://schemas.microsoft.com/office/word/2006/wordml" xmlns:wps="http://schemas.microsoft.com/office/word/2010/wordprocessingShape" mc:Ignorable="w14 w15 w16se w16cid w16 w16cex w16sdtdh w16sdtfl w16du wp14">
   <w:abstractNum w:abstractNumId="0" w15:restartNumberingAfterBreak="0">
     <w:nsid w:val="2800419E"/>
     <w:multiLevelType w:val="multilevel"/>
@@ -1881,20 +1761,20 @@
       </w:pPr>
     </w:lvl>
   </w:abstractNum>
-  <w:num w:numId="1">
+  <w:num w:numId="1" w16cid:durableId="1770270460">
     <w:abstractNumId w:val="1"/>
   </w:num>
-  <w:num w:numId="2">
+  <w:num w:numId="2" w16cid:durableId="586691900">
     <w:abstractNumId w:val="0"/>
   </w:num>
-  <w:num w:numId="3">
+  <w:num w:numId="3" w16cid:durableId="1622682649">
     <w:abstractNumId w:val="2"/>
   </w:num>
 </w:numbering>
 </file>
 
 <file path=word/styles.xml><?xml version="1.0" encoding="utf-8"?>
-<w:styles xmlns:mc="http://schemas.openxmlformats.org/markup-compatibility/2006" xmlns:r="http://schemas.openxmlformats.org/officeDocument/2006/relationships" xmlns:w="http://schemas.openxmlformats.org/wordprocessingml/2006/main" xmlns:w14="http://schemas.microsoft.com/office/word/2010/wordml" xmlns:w15="http://schemas.microsoft.com/office/word/2012/wordml" xmlns:w16cex="http://schemas.microsoft.com/office/word/2018/wordml/cex" xmlns:w16cid="http://schemas.microsoft.com/office/word/2016/wordml/cid" xmlns:w16="http://schemas.microsoft.com/office/word/2018/wordml" xmlns:w16sdtdh="http://schemas.microsoft.com/office/word/2020/wordml/sdtdatahash" xmlns:w16se="http://schemas.microsoft.com/office/word/2015/wordml/symex" mc:Ignorable="w14 w15 w16se w16cid w16 w16cex w16sdtdh">
+<w:styles xmlns:mc="http://schemas.openxmlformats.org/markup-compatibility/2006" xmlns:r="http://schemas.openxmlformats.org/officeDocument/2006/relationships" xmlns:w="http://schemas.openxmlformats.org/wordprocessingml/2006/main" xmlns:w14="http://schemas.microsoft.com/office/word/2010/wordml" xmlns:w15="http://schemas.microsoft.com/office/word/2012/wordml" xmlns:w16cex="http://schemas.microsoft.com/office/word/2018/wordml/cex" xmlns:w16cid="http://schemas.microsoft.com/office/word/2016/wordml/cid" xmlns:w16="http://schemas.microsoft.com/office/word/2018/wordml" xmlns:w16du="http://schemas.microsoft.com/office/word/2023/wordml/word16du" xmlns:w16sdtdh="http://schemas.microsoft.com/office/word/2020/wordml/sdtdatahash" xmlns:w16sdtfl="http://schemas.microsoft.com/office/word/2024/wordml/sdtformatlock" xmlns:w16se="http://schemas.microsoft.com/office/word/2015/wordml/symex" mc:Ignorable="w14 w15 w16se w16cid w16 w16cex w16sdtdh w16sdtfl w16du">
   <w:docDefaults>
     <w:rPrDefault>
       <w:rPr>
@@ -2295,7 +2175,6 @@
   <w:style w:type="character" w:default="1" w:styleId="DefaultParagraphFont">
     <w:name w:val="Default Paragraph Font"/>
     <w:uiPriority w:val="1"/>
-    <w:semiHidden/>
     <w:unhideWhenUsed/>
   </w:style>
   <w:style w:type="table" w:default="1" w:styleId="TableNormal">
